--- a/tillsyn/A 48947-2021 tillsynsbegäran.docx
+++ b/tillsyn/A 48947-2021 tillsynsbegäran.docx
@@ -260,7 +260,7 @@
     <w:r>
       <w:tab/>
       <w:tab/>
-      <w:t>2026-03-21</w:t>
+      <w:t>2026-03-22</w:t>
       <w:br/>
       <w:br/>
     </w:r>

--- a/tillsyn/A 48947-2021 tillsynsbegäran.docx
+++ b/tillsyn/A 48947-2021 tillsynsbegäran.docx
@@ -260,7 +260,7 @@
     <w:r>
       <w:tab/>
       <w:tab/>
-      <w:t>2026-03-22</w:t>
+      <w:t>2026-03-23</w:t>
       <w:br/>
       <w:br/>
     </w:r>

--- a/tillsyn/A 48947-2021 tillsynsbegäran.docx
+++ b/tillsyn/A 48947-2021 tillsynsbegäran.docx
@@ -260,7 +260,7 @@
     <w:r>
       <w:tab/>
       <w:tab/>
-      <w:t>2026-03-23</w:t>
+      <w:t>2026-03-24</w:t>
       <w:br/>
       <w:br/>
     </w:r>

--- a/tillsyn/A 48947-2021 tillsynsbegäran.docx
+++ b/tillsyn/A 48947-2021 tillsynsbegäran.docx
@@ -260,7 +260,7 @@
     <w:r>
       <w:tab/>
       <w:tab/>
-      <w:t>2026-03-24</w:t>
+      <w:t>2026-03-25</w:t>
       <w:br/>
       <w:br/>
     </w:r>

--- a/tillsyn/A 48947-2021 tillsynsbegäran.docx
+++ b/tillsyn/A 48947-2021 tillsynsbegäran.docx
@@ -260,7 +260,7 @@
     <w:r>
       <w:tab/>
       <w:tab/>
-      <w:t>2026-03-25</w:t>
+      <w:t>2026-03-26</w:t>
       <w:br/>
       <w:br/>
     </w:r>

--- a/tillsyn/A 48947-2021 tillsynsbegäran.docx
+++ b/tillsyn/A 48947-2021 tillsynsbegäran.docx
@@ -260,7 +260,7 @@
     <w:r>
       <w:tab/>
       <w:tab/>
-      <w:t>2026-03-26</w:t>
+      <w:t>2026-03-27</w:t>
       <w:br/>
       <w:br/>
     </w:r>

--- a/tillsyn/A 48947-2021 tillsynsbegäran.docx
+++ b/tillsyn/A 48947-2021 tillsynsbegäran.docx
@@ -260,7 +260,7 @@
     <w:r>
       <w:tab/>
       <w:tab/>
-      <w:t>2026-03-27</w:t>
+      <w:t>2026-03-28</w:t>
       <w:br/>
       <w:br/>
     </w:r>

--- a/tillsyn/A 48947-2021 tillsynsbegäran.docx
+++ b/tillsyn/A 48947-2021 tillsynsbegäran.docx
@@ -260,7 +260,7 @@
     <w:r>
       <w:tab/>
       <w:tab/>
-      <w:t>2026-03-28</w:t>
+      <w:t>2026-03-29</w:t>
       <w:br/>
       <w:br/>
     </w:r>

--- a/tillsyn/A 48947-2021 tillsynsbegäran.docx
+++ b/tillsyn/A 48947-2021 tillsynsbegäran.docx
@@ -260,7 +260,7 @@
     <w:r>
       <w:tab/>
       <w:tab/>
-      <w:t>2026-03-29</w:t>
+      <w:t>2026-03-30</w:t>
       <w:br/>
       <w:br/>
     </w:r>

--- a/tillsyn/A 48947-2021 tillsynsbegäran.docx
+++ b/tillsyn/A 48947-2021 tillsynsbegäran.docx
@@ -260,7 +260,7 @@
     <w:r>
       <w:tab/>
       <w:tab/>
-      <w:t>2026-03-30</w:t>
+      <w:t>2026-03-31</w:t>
       <w:br/>
       <w:br/>
     </w:r>

--- a/tillsyn/A 48947-2021 tillsynsbegäran.docx
+++ b/tillsyn/A 48947-2021 tillsynsbegäran.docx
@@ -260,7 +260,7 @@
     <w:r>
       <w:tab/>
       <w:tab/>
-      <w:t>2026-03-31</w:t>
+      <w:t>2026-04-01</w:t>
       <w:br/>
       <w:br/>
     </w:r>

--- a/tillsyn/A 48947-2021 tillsynsbegäran.docx
+++ b/tillsyn/A 48947-2021 tillsynsbegäran.docx
@@ -260,7 +260,7 @@
     <w:r>
       <w:tab/>
       <w:tab/>
-      <w:t>2026-04-01</w:t>
+      <w:t>2026-04-02</w:t>
       <w:br/>
       <w:br/>
     </w:r>

--- a/tillsyn/A 48947-2021 tillsynsbegäran.docx
+++ b/tillsyn/A 48947-2021 tillsynsbegäran.docx
@@ -260,7 +260,7 @@
     <w:r>
       <w:tab/>
       <w:tab/>
-      <w:t>2026-04-02</w:t>
+      <w:t>2026-04-03</w:t>
       <w:br/>
       <w:br/>
     </w:r>

--- a/tillsyn/A 48947-2021 tillsynsbegäran.docx
+++ b/tillsyn/A 48947-2021 tillsynsbegäran.docx
@@ -260,7 +260,7 @@
     <w:r>
       <w:tab/>
       <w:tab/>
-      <w:t>2026-04-03</w:t>
+      <w:t>2026-04-04</w:t>
       <w:br/>
       <w:br/>
     </w:r>

--- a/tillsyn/A 48947-2021 tillsynsbegäran.docx
+++ b/tillsyn/A 48947-2021 tillsynsbegäran.docx
@@ -260,7 +260,7 @@
     <w:r>
       <w:tab/>
       <w:tab/>
-      <w:t>2026-04-04</w:t>
+      <w:t>2026-04-05</w:t>
       <w:br/>
       <w:br/>
     </w:r>

--- a/tillsyn/A 48947-2021 tillsynsbegäran.docx
+++ b/tillsyn/A 48947-2021 tillsynsbegäran.docx
@@ -260,7 +260,7 @@
     <w:r>
       <w:tab/>
       <w:tab/>
-      <w:t>2026-06-15</w:t>
+      <w:t>2026-06-16</w:t>
       <w:br/>
       <w:br/>
     </w:r>

--- a/tillsyn/A 48947-2021 tillsynsbegäran.docx
+++ b/tillsyn/A 48947-2021 tillsynsbegäran.docx
@@ -260,7 +260,7 @@
     <w:r>
       <w:tab/>
       <w:tab/>
-      <w:t>2026-06-16</w:t>
+      <w:t>2026-06-17</w:t>
       <w:br/>
       <w:br/>
     </w:r>

--- a/tillsyn/A 48947-2021 tillsynsbegäran.docx
+++ b/tillsyn/A 48947-2021 tillsynsbegäran.docx
@@ -1,6 +1,6 @@
 
 <file path=word/document.xml><?xml version="1.0" encoding="utf-8"?>
-<w:document xmlns:wpc="http://schemas.microsoft.com/office/word/2010/wordprocessingCanvas" xmlns:cx="http://schemas.microsoft.com/office/drawing/2014/chartex" xmlns:cx1="http://schemas.microsoft.com/office/drawing/2015/9/8/chartex" xmlns:cx2="http://schemas.microsoft.com/office/drawing/2015/10/21/chartex" xmlns:cx3="http://schemas.microsoft.com/office/drawing/2016/5/9/chartex" xmlns:cx4="http://schemas.microsoft.com/office/drawing/2016/5/10/chartex" xmlns:cx5="http://schemas.microsoft.com/office/drawing/2016/5/11/chartex" xmlns:cx6="http://schemas.microsoft.com/office/drawing/2016/5/12/chartex" xmlns:cx7="http://schemas.microsoft.com/office/drawing/2016/5/13/chartex" xmlns:cx8="http://schemas.microsoft.com/office/drawing/2016/5/14/chartex" xmlns:mc="http://schemas.openxmlformats.org/markup-compatibility/2006" xmlns:aink="http://schemas.microsoft.com/office/drawing/2016/ink" xmlns:am3d="http://schemas.microsoft.com/office/drawing/2017/model3d" xmlns:o="urn:schemas-microsoft-com:office:office" xmlns:oel="http://schemas.microsoft.com/office/2019/extlst" xmlns:r="http://schemas.openxmlformats.org/officeDocument/2006/relationships" xmlns:m="http://schemas.openxmlformats.org/officeDocument/2006/math" xmlns:v="urn:schemas-microsoft-com:vml" xmlns:wp14="http://schemas.microsoft.com/office/word/2010/wordprocessingDrawing" xmlns:wp="http://schemas.openxmlformats.org/drawingml/2006/wordprocessingDrawing" xmlns:w10="urn:schemas-microsoft-com:office:word" xmlns:w="http://schemas.openxmlformats.org/wordprocessingml/2006/main" xmlns:w14="http://schemas.microsoft.com/office/word/2010/wordml" xmlns:w15="http://schemas.microsoft.com/office/word/2012/wordml" xmlns:w16cex="http://schemas.microsoft.com/office/word/2018/wordml/cex" xmlns:w16cid="http://schemas.microsoft.com/office/word/2016/wordml/cid" xmlns:w16="http://schemas.microsoft.com/office/word/2018/wordml" xmlns:w16sdtdh="http://schemas.microsoft.com/office/word/2020/wordml/sdtdatahash" xmlns:w16se="http://schemas.microsoft.com/office/word/2015/wordml/symex" xmlns:wpg="http://schemas.microsoft.com/office/word/2010/wordprocessingGroup" xmlns:wpi="http://schemas.microsoft.com/office/word/2010/wordprocessingInk" xmlns:wne="http://schemas.microsoft.com/office/word/2006/wordml" xmlns:wps="http://schemas.microsoft.com/office/word/2010/wordprocessingShape" mc:Ignorable="w14 w15 w16se w16cid w16 w16cex w16sdtdh wp14">
+<w:document xmlns:wpc="http://schemas.microsoft.com/office/word/2010/wordprocessingCanvas" xmlns:cx="http://schemas.microsoft.com/office/drawing/2014/chartex" xmlns:cx1="http://schemas.microsoft.com/office/drawing/2015/9/8/chartex" xmlns:cx2="http://schemas.microsoft.com/office/drawing/2015/10/21/chartex" xmlns:cx3="http://schemas.microsoft.com/office/drawing/2016/5/9/chartex" xmlns:cx4="http://schemas.microsoft.com/office/drawing/2016/5/10/chartex" xmlns:cx5="http://schemas.microsoft.com/office/drawing/2016/5/11/chartex" xmlns:cx6="http://schemas.microsoft.com/office/drawing/2016/5/12/chartex" xmlns:cx7="http://schemas.microsoft.com/office/drawing/2016/5/13/chartex" xmlns:cx8="http://schemas.microsoft.com/office/drawing/2016/5/14/chartex" xmlns:mc="http://schemas.openxmlformats.org/markup-compatibility/2006" xmlns:aink="http://schemas.microsoft.com/office/drawing/2016/ink" xmlns:am3d="http://schemas.microsoft.com/office/drawing/2017/model3d" xmlns:o="urn:schemas-microsoft-com:office:office" xmlns:oel="http://schemas.microsoft.com/office/2019/extlst" xmlns:r="http://schemas.openxmlformats.org/officeDocument/2006/relationships" xmlns:m="http://schemas.openxmlformats.org/officeDocument/2006/math" xmlns:v="urn:schemas-microsoft-com:vml" xmlns:wp14="http://schemas.microsoft.com/office/word/2010/wordprocessingDrawing" xmlns:wp="http://schemas.openxmlformats.org/drawingml/2006/wordprocessingDrawing" xmlns:w10="urn:schemas-microsoft-com:office:word" xmlns:w="http://schemas.openxmlformats.org/wordprocessingml/2006/main" xmlns:w14="http://schemas.microsoft.com/office/word/2010/wordml" xmlns:w15="http://schemas.microsoft.com/office/word/2012/wordml" xmlns:w16cex="http://schemas.microsoft.com/office/word/2018/wordml/cex" xmlns:w16cid="http://schemas.microsoft.com/office/word/2016/wordml/cid" xmlns:w16="http://schemas.microsoft.com/office/word/2018/wordml" xmlns:w16du="http://schemas.microsoft.com/office/word/2023/wordml/word16du" xmlns:w16sdtdh="http://schemas.microsoft.com/office/word/2020/wordml/sdtdatahash" xmlns:w16sdtfl="http://schemas.microsoft.com/office/word/2024/wordml/sdtformatlock" xmlns:w16se="http://schemas.microsoft.com/office/word/2015/wordml/symex" xmlns:wpg="http://schemas.microsoft.com/office/word/2010/wordprocessingGroup" xmlns:wpi="http://schemas.microsoft.com/office/word/2010/wordprocessingInk" xmlns:wne="http://schemas.microsoft.com/office/word/2006/wordml" xmlns:wps="http://schemas.microsoft.com/office/word/2010/wordprocessingShape" mc:Ignorable="w14 w15 w16se w16cid w16 w16cex w16sdtdh w16sdtfl w16du wp14">
   <w:body>
     <w:p>
       <w:pPr>
@@ -12,35 +12,10 @@
     </w:p>
     <w:p>
       <w:r>
-        <w:t>Detta dokument behandlar höga naturvärden i avverkningsanmälan A 48947-2021 i Östersunds kommun. Denna avverkningsanmälan inkom 2021-09-14 00:00:00 och omfattar 22,3 ha.</w:t>
+        <w:t>Detta dokument behandlar höga naturvärden i avverkningsanmälan A 48947-2021 i Östersunds kommun som inkom 2021-09-14 och omfattar 22,3 ha.</w:t>
       </w:r>
-    </w:p>
-    <w:p>
       <w:r>
-        <w:t>Vi begär härmed att Skogsstyrelsen fattar beslut enligt miljöbalken som säkerställer att skogens höga naturvärden bevaras samt säkerställer att EU-lagstiftning efterlevs och att artskyddsbrott förhindras. Vi önskar även ta del av de ställningstaganden och beslut som myndigheterna meddelar till följd av aktuell avverkningsanmälan och föreningens inlaga (se 34 § förvaltningslagen).</w:t>
-      </w:r>
-    </w:p>
-    <w:p>
-      <w:r>
-        <w:t>Nedan beskrivs fynd av naturvårdsarter och fridlysta arter som gjorts i det avverkningsanmälda området.</w:t>
-      </w:r>
-    </w:p>
-    <w:p>
-      <w:pPr>
-        <w:pStyle w:val="Heading1"/>
-      </w:pPr>
-      <w:r>
-        <w:t>Naturvårdsarter</w:t>
-      </w:r>
-    </w:p>
-    <w:p>
-      <w:r>
-        <w:t>I avverkningsanmälan har följande 1 naturvårdsarter hittats: blåsippa (§9). För fridlysta arter anges även paragrafen i Artskyddsförordningen som arten är fridlyst enligt.</w:t>
-      </w:r>
-    </w:p>
-    <w:p>
-      <w:r>
-        <w:t>De påträffade naturvårdsarterna är ett tydligt kvitto på att detta rör sig om en skog med höga naturvärden. I Figur 1 visas en karta över det avverkningsanmälda området, där samtliga fyndplatser för naturvårdsarter som finns registrerade på Artportalen har markerats.</w:t>
+        <w:t xml:space="preserve"> I Figur 1 visas fyndplatser för naturvårdsarter i området, som finns registrerade på Artportalen.</w:t>
       </w:r>
     </w:p>
     <w:p>
@@ -50,7 +25,7 @@
       <w:r>
         <w:drawing>
           <wp:inline xmlns:a="http://schemas.openxmlformats.org/drawingml/2006/main" xmlns:pic="http://schemas.openxmlformats.org/drawingml/2006/picture">
-            <wp:extent cx="5486400" cy="3557935"/>
+            <wp:extent cx="5486400" cy="4481503"/>
             <wp:docPr id="1" name="Picture 1"/>
             <wp:cNvGraphicFramePr>
               <a:graphicFrameLocks noChangeAspect="1"/>
@@ -71,7 +46,7 @@
                   <pic:spPr>
                     <a:xfrm>
                       <a:off x="0" y="0"/>
-                      <a:ext cx="5486400" cy="3557935"/>
+                      <a:ext cx="5486400" cy="4481503"/>
                     </a:xfrm>
                     <a:prstGeom prst="rect"/>
                   </pic:spPr>
@@ -85,9 +60,25 @@
     <w:p>
       <w:pPr>
         <w:pStyle w:val="Caption"/>
+        <w:spacing w:after="240"/>
       </w:pPr>
       <w:r>
-        <w:t>Figur 1. Fyndplatser för naturvårdsarter i det avverkningsanmälda området (röd linje). Markörer utan svart kant är placerade på fyndplatsen. Markörer med svart kant är placerade vid sidan av fyndplatsen och har ett svart streck som visar fyndplatsens exakta position. Kartans mittpunktskoordinat är N 7013036, E 513963 i SWEREF 99 TM.</w:t>
+        <w:t>Figur 1. Fyndplatser för naturvårdsarter i och inom 25 meter från avverkningsanmälan (röd linje). Inom parentes anges rödlistekategorier, S för signalarter, Tför typiska arter och fridlysningsparagrafer i artskyddsförordningen.Markörer utan svart kant är placerade på fyndplatsen. Markörer med svart kant är placerade vid sidan av fyndplatsen och har ett svart streck som visar fyndplatsens exakta position. Kartans mittpunktskoordinat är N 7013036, E 513963 i SWEREF 99 TM.</w:t>
+      </w:r>
+    </w:p>
+    <w:p>
+      <w:r>
+        <w:t>Vi begär härmed att Skogsstyrelsen fattar beslut enligt miljöbalken som säkerställer att skogens höga naturvärden bevaras samt att EU-lagstiftning efterlevs och att artskyddsbrott förhindras.</w:t>
+      </w:r>
+    </w:p>
+    <w:p>
+      <w:r>
+        <w:t>Vi önskar även ta del av de ställningstaganden och beslut som myndigheten meddelar till följd av aktuell avverkningsanmälan och föreningens inlaga (se 34 § förvaltningslagen).</w:t>
+      </w:r>
+    </w:p>
+    <w:p>
+      <w:r>
+        <w:t>Nedan beskrivs fynd av naturvårdsarter och fridlysta arter som gjorts i det avverkningsanmälda området.</w:t>
       </w:r>
     </w:p>
     <w:p>
@@ -95,12 +86,30 @@
         <w:pStyle w:val="Heading1"/>
       </w:pPr>
       <w:r>
+        <w:t>Naturvårdsarter</w:t>
+      </w:r>
+    </w:p>
+    <w:p>
+      <w:r>
+        <w:t>I och inom 25 meter från avverkningsanmälan har följande 5 naturvårdsarter hittats: doftticka (VU, T, §8), smalskaftslav (VU), tibast (S, T), underviol (S, T) och blåsippa (T, §9). Av dessa är 2 rödlistade. För rödlistade arter har rödlistekategorin angivits inom parentes. Arter som är signalarter enligt Skogsstyrelsen har markerats med (S). Typiska arter inom Natura 2000 som är kopplade till skogsekosystem har markerats med (T). För fridlysta arter anges även paragrafen i Artskyddsförordningen som arten är fridlyst enligt.</w:t>
+      </w:r>
+    </w:p>
+    <w:p>
+      <w:r>
+        <w:t>De påträffade naturvårdsarterna är ett tydligt kvitto på att det rör sig om en skog med höga naturvärden.</w:t>
+      </w:r>
+    </w:p>
+    <w:p>
+      <w:pPr>
+        <w:pStyle w:val="Heading2"/>
+      </w:pPr>
+      <w:r>
         <w:t>Fridlysta arter</w:t>
       </w:r>
     </w:p>
     <w:p>
       <w:r>
-        <w:t>Följande fridlysta arter har sina livsmiljöer och växtplatser i den avverkningsanmälda skogen: blåsippa (§9).</w:t>
+        <w:t>Följande fridlysta arter har sina livsmiljöer och växtplatser i den avverkningsanmälda skogen: doftticka (VU, T, §8) och blåsippa (T, §9).</w:t>
       </w:r>
     </w:p>
     <w:p>
@@ -132,6 +141,103 @@
         <w:t xml:space="preserve"> (SLU Artdatabanken, 2025).</w:t>
       </w:r>
     </w:p>
+    <w:p>
+      <w:r>
+        <w:rPr>
+          <w:b/>
+        </w:rPr>
+        <w:t>Doftticka (VU, §8)</w:t>
+      </w:r>
+      <w:r>
+        <w:t xml:space="preserve"> är rödlistad som sårbar (VU) och fridlyst enligt 8§ artskyddsförordningen. Den är även globalt rödlistad som Nära hotad (NT) vilket innebär att Sverige har ett internationellt ansvar för arten. Doftticka är beroende av hög och jämn luftfuktighet i gamla, ostörda skogsmiljöer och är känslig för snabba förändringar av ljus-/vindförhållanden eller uttorkning. Dofttickan är placerad i toppen av Skogsstyrelsens värdepyramid för bedömning av skog med höga naturvärden och signalerar alltid gamla sälgar och skogsområden med höga naturvärden. Avverkning av värdträd (främst sälg) utgör det största hotet och när gamla och olikåldriga skogar med sälg avverkas försvinner oftast sälgen. Dofttickan har minskat med ca 30 % under de senaste 30 åren och är typisk art för </w:t>
+      </w:r>
+      <w:r>
+        <w:rPr>
+          <w:i/>
+        </w:rPr>
+        <w:t>9010 Taiga</w:t>
+      </w:r>
+      <w:r>
+        <w:t xml:space="preserve"> och</w:t>
+      </w:r>
+      <w:r>
+        <w:rPr>
+          <w:i/>
+        </w:rPr>
+        <w:t xml:space="preserve"> 9050 Näringsrik granskog </w:t>
+      </w:r>
+      <w:r>
+        <w:t>(IUCN Redlist, 2024; Nitare &amp; Skogsstyrelsen, 2019; SLU Artdatabanken, 2024).</w:t>
+      </w:r>
+    </w:p>
+    <w:p>
+      <w:pPr>
+        <w:pStyle w:val="Heading2"/>
+      </w:pPr>
+      <w:r>
+        <w:t>Övriga naturvårdsarter</w:t>
+      </w:r>
+    </w:p>
+    <w:p>
+      <w:r>
+        <w:rPr>
+          <w:b/>
+        </w:rPr>
+        <w:t>Smalskaftslav (VU)</w:t>
+      </w:r>
+      <w:r>
+        <w:t>, rödlistad som sårbar, påträffas i gamla barrskogar eller lövskogar med mycket hög och jämn luftfuktighet. Arten är placerad i toppen av Skogsstyrelsens värdepyramid för bedömning av skog med höga naturvärden och alla skogsbruksåtgärder som kan påverka hydrologi och fuktighetsförhållandena på eller i omedelbar närhet av växtplatserna, t.ex. utglesning eller slutavverkning, är ett hot. Samtliga förekomster bör skyddas tillsammans med väl tilltagna skyddszoner (Nitare &amp; Skogsstyrelsen, 2019; SLU Artdatabanken, 2024).</w:t>
+      </w:r>
+    </w:p>
+    <w:p>
+      <w:r>
+        <w:rPr>
+          <w:b/>
+        </w:rPr>
+        <w:t>Tibast</w:t>
+      </w:r>
+      <w:r>
+        <w:t xml:space="preserve"> är en kalkgynnad buske som växer på mullrik, frisk eller svagt fuktig mark, exempelvis i gamla kalkgranskogar, lövträdslundar, varma källpåverkade sluttningar och exklusiva biotoper kopplade till vattendrag. Förekomster i gammal skog visar på höga naturvärden och bör alltid noteras i samband med naturvärdesinventeringar. Tibast är typisk art för </w:t>
+      </w:r>
+      <w:r>
+        <w:rPr>
+          <w:i/>
+        </w:rPr>
+        <w:t>9050 Näringsrik granskog</w:t>
+      </w:r>
+      <w:r>
+        <w:t xml:space="preserve"> och värdväxt för de två fjärilsarterna större tibastmal och brun tibastmal (CR) (SLU Artdatabanken, 2024; Nitare &amp; Skogsstyrelsen, 2019).</w:t>
+      </w:r>
+    </w:p>
+    <w:p>
+      <w:r>
+        <w:rPr>
+          <w:b/>
+        </w:rPr>
+        <w:t xml:space="preserve">Underviol </w:t>
+      </w:r>
+      <w:r>
+        <w:t xml:space="preserve">är en bra signalart i hela sitt utbredningsområde i såväl lövlundar som kalkbarrskogar. Arten är särskilt intressant när den förekommer i barrskog och indikerar då troligen relikta och hotade kalkbarrskogsekosystem. Underviol tål inte dagens storskaliga skogsbruksmetoder även om den vid enstaka tillfällen lyckas kvarstå i fuktdråg efter avverkning. Underviol är typisk art för </w:t>
+      </w:r>
+      <w:r>
+        <w:rPr>
+          <w:i/>
+        </w:rPr>
+        <w:t xml:space="preserve">9050 Näringsrik granskog, 9020 Nordlig ädellövskog </w:t>
+      </w:r>
+      <w:r>
+        <w:t xml:space="preserve">och </w:t>
+      </w:r>
+      <w:r>
+        <w:rPr>
+          <w:i/>
+        </w:rPr>
+        <w:t>9160 Näringsrik ekskog</w:t>
+      </w:r>
+      <w:r>
+        <w:t xml:space="preserve"> (Nitare &amp; Skogsstyrelsen, 2019; SLU Artdatabanken, 2024).</w:t>
+      </w:r>
+    </w:p>
     <w:sectPr>
       <w:headerReference w:type="even" r:id="rId8"/>
       <w:headerReference w:type="default" r:id="rId9"/>
@@ -150,7 +256,7 @@
 </file>
 
 <file path=word/endnotes.xml><?xml version="1.0" encoding="utf-8"?>
-<w:endnotes xmlns:wpc="http://schemas.microsoft.com/office/word/2010/wordprocessingCanvas" xmlns:cx="http://schemas.microsoft.com/office/drawing/2014/chartex" xmlns:cx1="http://schemas.microsoft.com/office/drawing/2015/9/8/chartex" xmlns:cx2="http://schemas.microsoft.com/office/drawing/2015/10/21/chartex" xmlns:cx3="http://schemas.microsoft.com/office/drawing/2016/5/9/chartex" xmlns:cx4="http://schemas.microsoft.com/office/drawing/2016/5/10/chartex" xmlns:cx5="http://schemas.microsoft.com/office/drawing/2016/5/11/chartex" xmlns:cx6="http://schemas.microsoft.com/office/drawing/2016/5/12/chartex" xmlns:cx7="http://schemas.microsoft.com/office/drawing/2016/5/13/chartex" xmlns:cx8="http://schemas.microsoft.com/office/drawing/2016/5/14/chartex" xmlns:mc="http://schemas.openxmlformats.org/markup-compatibility/2006" xmlns:aink="http://schemas.microsoft.com/office/drawing/2016/ink" xmlns:am3d="http://schemas.microsoft.com/office/drawing/2017/model3d" xmlns:o="urn:schemas-microsoft-com:office:office" xmlns:oel="http://schemas.microsoft.com/office/2019/extlst" xmlns:r="http://schemas.openxmlformats.org/officeDocument/2006/relationships" xmlns:m="http://schemas.openxmlformats.org/officeDocument/2006/math" xmlns:v="urn:schemas-microsoft-com:vml" xmlns:wp14="http://schemas.microsoft.com/office/word/2010/wordprocessingDrawing" xmlns:wp="http://schemas.openxmlformats.org/drawingml/2006/wordprocessingDrawing" xmlns:w10="urn:schemas-microsoft-com:office:word" xmlns:w="http://schemas.openxmlformats.org/wordprocessingml/2006/main" xmlns:w14="http://schemas.microsoft.com/office/word/2010/wordml" xmlns:w15="http://schemas.microsoft.com/office/word/2012/wordml" xmlns:w16cex="http://schemas.microsoft.com/office/word/2018/wordml/cex" xmlns:w16cid="http://schemas.microsoft.com/office/word/2016/wordml/cid" xmlns:w16="http://schemas.microsoft.com/office/word/2018/wordml" xmlns:w16sdtdh="http://schemas.microsoft.com/office/word/2020/wordml/sdtdatahash" xmlns:w16se="http://schemas.microsoft.com/office/word/2015/wordml/symex" xmlns:wpg="http://schemas.microsoft.com/office/word/2010/wordprocessingGroup" xmlns:wpi="http://schemas.microsoft.com/office/word/2010/wordprocessingInk" xmlns:wne="http://schemas.microsoft.com/office/word/2006/wordml" xmlns:wps="http://schemas.microsoft.com/office/word/2010/wordprocessingShape" mc:Ignorable="w14 w15 w16se w16cid w16 w16cex w16sdtdh wp14">
+<w:endnotes xmlns:wpc="http://schemas.microsoft.com/office/word/2010/wordprocessingCanvas" xmlns:cx="http://schemas.microsoft.com/office/drawing/2014/chartex" xmlns:cx1="http://schemas.microsoft.com/office/drawing/2015/9/8/chartex" xmlns:cx2="http://schemas.microsoft.com/office/drawing/2015/10/21/chartex" xmlns:cx3="http://schemas.microsoft.com/office/drawing/2016/5/9/chartex" xmlns:cx4="http://schemas.microsoft.com/office/drawing/2016/5/10/chartex" xmlns:cx5="http://schemas.microsoft.com/office/drawing/2016/5/11/chartex" xmlns:cx6="http://schemas.microsoft.com/office/drawing/2016/5/12/chartex" xmlns:cx7="http://schemas.microsoft.com/office/drawing/2016/5/13/chartex" xmlns:cx8="http://schemas.microsoft.com/office/drawing/2016/5/14/chartex" xmlns:mc="http://schemas.openxmlformats.org/markup-compatibility/2006" xmlns:aink="http://schemas.microsoft.com/office/drawing/2016/ink" xmlns:am3d="http://schemas.microsoft.com/office/drawing/2017/model3d" xmlns:o="urn:schemas-microsoft-com:office:office" xmlns:oel="http://schemas.microsoft.com/office/2019/extlst" xmlns:r="http://schemas.openxmlformats.org/officeDocument/2006/relationships" xmlns:m="http://schemas.openxmlformats.org/officeDocument/2006/math" xmlns:v="urn:schemas-microsoft-com:vml" xmlns:wp14="http://schemas.microsoft.com/office/word/2010/wordprocessingDrawing" xmlns:wp="http://schemas.openxmlformats.org/drawingml/2006/wordprocessingDrawing" xmlns:w10="urn:schemas-microsoft-com:office:word" xmlns:w="http://schemas.openxmlformats.org/wordprocessingml/2006/main" xmlns:w14="http://schemas.microsoft.com/office/word/2010/wordml" xmlns:w15="http://schemas.microsoft.com/office/word/2012/wordml" xmlns:w16cex="http://schemas.microsoft.com/office/word/2018/wordml/cex" xmlns:w16cid="http://schemas.microsoft.com/office/word/2016/wordml/cid" xmlns:w16="http://schemas.microsoft.com/office/word/2018/wordml" xmlns:w16du="http://schemas.microsoft.com/office/word/2023/wordml/word16du" xmlns:w16sdtdh="http://schemas.microsoft.com/office/word/2020/wordml/sdtdatahash" xmlns:w16sdtfl="http://schemas.microsoft.com/office/word/2024/wordml/sdtformatlock" xmlns:w16se="http://schemas.microsoft.com/office/word/2015/wordml/symex" xmlns:wpg="http://schemas.microsoft.com/office/word/2010/wordprocessingGroup" xmlns:wpi="http://schemas.microsoft.com/office/word/2010/wordprocessingInk" xmlns:wne="http://schemas.microsoft.com/office/word/2006/wordml" xmlns:wps="http://schemas.microsoft.com/office/word/2010/wordprocessingShape" mc:Ignorable="w14 w15 w16se w16cid w16 w16cex w16sdtdh w16sdtfl w16du wp14">
   <w:endnote w:type="separator" w:id="-1">
     <w:p>
       <w:pPr>
@@ -175,7 +281,7 @@
 </file>
 
 <file path=word/footer1.xml><?xml version="1.0" encoding="utf-8"?>
-<w:ftr xmlns:wpc="http://schemas.microsoft.com/office/word/2010/wordprocessingCanvas" xmlns:cx="http://schemas.microsoft.com/office/drawing/2014/chartex" xmlns:cx1="http://schemas.microsoft.com/office/drawing/2015/9/8/chartex" xmlns:cx2="http://schemas.microsoft.com/office/drawing/2015/10/21/chartex" xmlns:cx3="http://schemas.microsoft.com/office/drawing/2016/5/9/chartex" xmlns:cx4="http://schemas.microsoft.com/office/drawing/2016/5/10/chartex" xmlns:cx5="http://schemas.microsoft.com/office/drawing/2016/5/11/chartex" xmlns:cx6="http://schemas.microsoft.com/office/drawing/2016/5/12/chartex" xmlns:cx7="http://schemas.microsoft.com/office/drawing/2016/5/13/chartex" xmlns:cx8="http://schemas.microsoft.com/office/drawing/2016/5/14/chartex" xmlns:mc="http://schemas.openxmlformats.org/markup-compatibility/2006" xmlns:aink="http://schemas.microsoft.com/office/drawing/2016/ink" xmlns:am3d="http://schemas.microsoft.com/office/drawing/2017/model3d" xmlns:o="urn:schemas-microsoft-com:office:office" xmlns:oel="http://schemas.microsoft.com/office/2019/extlst" xmlns:r="http://schemas.openxmlformats.org/officeDocument/2006/relationships" xmlns:m="http://schemas.openxmlformats.org/officeDocument/2006/math" xmlns:v="urn:schemas-microsoft-com:vml" xmlns:wp14="http://schemas.microsoft.com/office/word/2010/wordprocessingDrawing" xmlns:wp="http://schemas.openxmlformats.org/drawingml/2006/wordprocessingDrawing" xmlns:w10="urn:schemas-microsoft-com:office:word" xmlns:w="http://schemas.openxmlformats.org/wordprocessingml/2006/main" xmlns:w14="http://schemas.microsoft.com/office/word/2010/wordml" xmlns:w15="http://schemas.microsoft.com/office/word/2012/wordml" xmlns:w16cex="http://schemas.microsoft.com/office/word/2018/wordml/cex" xmlns:w16cid="http://schemas.microsoft.com/office/word/2016/wordml/cid" xmlns:w16="http://schemas.microsoft.com/office/word/2018/wordml" xmlns:w16sdtdh="http://schemas.microsoft.com/office/word/2020/wordml/sdtdatahash" xmlns:w16se="http://schemas.microsoft.com/office/word/2015/wordml/symex" xmlns:wpg="http://schemas.microsoft.com/office/word/2010/wordprocessingGroup" xmlns:wpi="http://schemas.microsoft.com/office/word/2010/wordprocessingInk" xmlns:wne="http://schemas.microsoft.com/office/word/2006/wordml" xmlns:wps="http://schemas.microsoft.com/office/word/2010/wordprocessingShape" mc:Ignorable="w14 w15 w16se w16cid w16 w16cex w16sdtdh wp14">
+<w:ftr xmlns:wpc="http://schemas.microsoft.com/office/word/2010/wordprocessingCanvas" xmlns:cx="http://schemas.microsoft.com/office/drawing/2014/chartex" xmlns:cx1="http://schemas.microsoft.com/office/drawing/2015/9/8/chartex" xmlns:cx2="http://schemas.microsoft.com/office/drawing/2015/10/21/chartex" xmlns:cx3="http://schemas.microsoft.com/office/drawing/2016/5/9/chartex" xmlns:cx4="http://schemas.microsoft.com/office/drawing/2016/5/10/chartex" xmlns:cx5="http://schemas.microsoft.com/office/drawing/2016/5/11/chartex" xmlns:cx6="http://schemas.microsoft.com/office/drawing/2016/5/12/chartex" xmlns:cx7="http://schemas.microsoft.com/office/drawing/2016/5/13/chartex" xmlns:cx8="http://schemas.microsoft.com/office/drawing/2016/5/14/chartex" xmlns:mc="http://schemas.openxmlformats.org/markup-compatibility/2006" xmlns:aink="http://schemas.microsoft.com/office/drawing/2016/ink" xmlns:am3d="http://schemas.microsoft.com/office/drawing/2017/model3d" xmlns:o="urn:schemas-microsoft-com:office:office" xmlns:oel="http://schemas.microsoft.com/office/2019/extlst" xmlns:r="http://schemas.openxmlformats.org/officeDocument/2006/relationships" xmlns:m="http://schemas.openxmlformats.org/officeDocument/2006/math" xmlns:v="urn:schemas-microsoft-com:vml" xmlns:wp14="http://schemas.microsoft.com/office/word/2010/wordprocessingDrawing" xmlns:wp="http://schemas.openxmlformats.org/drawingml/2006/wordprocessingDrawing" xmlns:w10="urn:schemas-microsoft-com:office:word" xmlns:w="http://schemas.openxmlformats.org/wordprocessingml/2006/main" xmlns:w14="http://schemas.microsoft.com/office/word/2010/wordml" xmlns:w15="http://schemas.microsoft.com/office/word/2012/wordml" xmlns:w16cex="http://schemas.microsoft.com/office/word/2018/wordml/cex" xmlns:w16cid="http://schemas.microsoft.com/office/word/2016/wordml/cid" xmlns:w16="http://schemas.microsoft.com/office/word/2018/wordml" xmlns:w16du="http://schemas.microsoft.com/office/word/2023/wordml/word16du" xmlns:w16sdtdh="http://schemas.microsoft.com/office/word/2020/wordml/sdtdatahash" xmlns:w16sdtfl="http://schemas.microsoft.com/office/word/2024/wordml/sdtformatlock" xmlns:w16se="http://schemas.microsoft.com/office/word/2015/wordml/symex" xmlns:wpg="http://schemas.microsoft.com/office/word/2010/wordprocessingGroup" xmlns:wpi="http://schemas.microsoft.com/office/word/2010/wordprocessingInk" xmlns:wne="http://schemas.microsoft.com/office/word/2006/wordml" xmlns:wps="http://schemas.microsoft.com/office/word/2010/wordprocessingShape" mc:Ignorable="w14 w15 w16se w16cid w16 w16cex w16sdtdh w16sdtfl w16du wp14">
   <w:p>
     <w:pPr>
       <w:pStyle w:val="Footer"/>
@@ -185,7 +291,7 @@
 </file>
 
 <file path=word/footer2.xml><?xml version="1.0" encoding="utf-8"?>
-<w:ftr xmlns:wpc="http://schemas.microsoft.com/office/word/2010/wordprocessingCanvas" xmlns:cx="http://schemas.microsoft.com/office/drawing/2014/chartex" xmlns:cx1="http://schemas.microsoft.com/office/drawing/2015/9/8/chartex" xmlns:cx2="http://schemas.microsoft.com/office/drawing/2015/10/21/chartex" xmlns:cx3="http://schemas.microsoft.com/office/drawing/2016/5/9/chartex" xmlns:cx4="http://schemas.microsoft.com/office/drawing/2016/5/10/chartex" xmlns:cx5="http://schemas.microsoft.com/office/drawing/2016/5/11/chartex" xmlns:cx6="http://schemas.microsoft.com/office/drawing/2016/5/12/chartex" xmlns:cx7="http://schemas.microsoft.com/office/drawing/2016/5/13/chartex" xmlns:cx8="http://schemas.microsoft.com/office/drawing/2016/5/14/chartex" xmlns:mc="http://schemas.openxmlformats.org/markup-compatibility/2006" xmlns:aink="http://schemas.microsoft.com/office/drawing/2016/ink" xmlns:am3d="http://schemas.microsoft.com/office/drawing/2017/model3d" xmlns:o="urn:schemas-microsoft-com:office:office" xmlns:oel="http://schemas.microsoft.com/office/2019/extlst" xmlns:r="http://schemas.openxmlformats.org/officeDocument/2006/relationships" xmlns:m="http://schemas.openxmlformats.org/officeDocument/2006/math" xmlns:v="urn:schemas-microsoft-com:vml" xmlns:wp14="http://schemas.microsoft.com/office/word/2010/wordprocessingDrawing" xmlns:wp="http://schemas.openxmlformats.org/drawingml/2006/wordprocessingDrawing" xmlns:w10="urn:schemas-microsoft-com:office:word" xmlns:w="http://schemas.openxmlformats.org/wordprocessingml/2006/main" xmlns:w14="http://schemas.microsoft.com/office/word/2010/wordml" xmlns:w15="http://schemas.microsoft.com/office/word/2012/wordml" xmlns:w16cex="http://schemas.microsoft.com/office/word/2018/wordml/cex" xmlns:w16cid="http://schemas.microsoft.com/office/word/2016/wordml/cid" xmlns:w16="http://schemas.microsoft.com/office/word/2018/wordml" xmlns:w16sdtdh="http://schemas.microsoft.com/office/word/2020/wordml/sdtdatahash" xmlns:w16se="http://schemas.microsoft.com/office/word/2015/wordml/symex" xmlns:wpg="http://schemas.microsoft.com/office/word/2010/wordprocessingGroup" xmlns:wpi="http://schemas.microsoft.com/office/word/2010/wordprocessingInk" xmlns:wne="http://schemas.microsoft.com/office/word/2006/wordml" xmlns:wps="http://schemas.microsoft.com/office/word/2010/wordprocessingShape" mc:Ignorable="w14 w15 w16se w16cid w16 w16cex w16sdtdh wp14">
+<w:ftr xmlns:wpc="http://schemas.microsoft.com/office/word/2010/wordprocessingCanvas" xmlns:cx="http://schemas.microsoft.com/office/drawing/2014/chartex" xmlns:cx1="http://schemas.microsoft.com/office/drawing/2015/9/8/chartex" xmlns:cx2="http://schemas.microsoft.com/office/drawing/2015/10/21/chartex" xmlns:cx3="http://schemas.microsoft.com/office/drawing/2016/5/9/chartex" xmlns:cx4="http://schemas.microsoft.com/office/drawing/2016/5/10/chartex" xmlns:cx5="http://schemas.microsoft.com/office/drawing/2016/5/11/chartex" xmlns:cx6="http://schemas.microsoft.com/office/drawing/2016/5/12/chartex" xmlns:cx7="http://schemas.microsoft.com/office/drawing/2016/5/13/chartex" xmlns:cx8="http://schemas.microsoft.com/office/drawing/2016/5/14/chartex" xmlns:mc="http://schemas.openxmlformats.org/markup-compatibility/2006" xmlns:aink="http://schemas.microsoft.com/office/drawing/2016/ink" xmlns:am3d="http://schemas.microsoft.com/office/drawing/2017/model3d" xmlns:o="urn:schemas-microsoft-com:office:office" xmlns:oel="http://schemas.microsoft.com/office/2019/extlst" xmlns:r="http://schemas.openxmlformats.org/officeDocument/2006/relationships" xmlns:m="http://schemas.openxmlformats.org/officeDocument/2006/math" xmlns:v="urn:schemas-microsoft-com:vml" xmlns:wp14="http://schemas.microsoft.com/office/word/2010/wordprocessingDrawing" xmlns:wp="http://schemas.openxmlformats.org/drawingml/2006/wordprocessingDrawing" xmlns:w10="urn:schemas-microsoft-com:office:word" xmlns:w="http://schemas.openxmlformats.org/wordprocessingml/2006/main" xmlns:w14="http://schemas.microsoft.com/office/word/2010/wordml" xmlns:w15="http://schemas.microsoft.com/office/word/2012/wordml" xmlns:w16cex="http://schemas.microsoft.com/office/word/2018/wordml/cex" xmlns:w16cid="http://schemas.microsoft.com/office/word/2016/wordml/cid" xmlns:w16="http://schemas.microsoft.com/office/word/2018/wordml" xmlns:w16du="http://schemas.microsoft.com/office/word/2023/wordml/word16du" xmlns:w16sdtdh="http://schemas.microsoft.com/office/word/2020/wordml/sdtdatahash" xmlns:w16sdtfl="http://schemas.microsoft.com/office/word/2024/wordml/sdtformatlock" xmlns:w16se="http://schemas.microsoft.com/office/word/2015/wordml/symex" xmlns:wpg="http://schemas.microsoft.com/office/word/2010/wordprocessingGroup" xmlns:wpi="http://schemas.microsoft.com/office/word/2010/wordprocessingInk" xmlns:wne="http://schemas.microsoft.com/office/word/2006/wordml" xmlns:wps="http://schemas.microsoft.com/office/word/2010/wordprocessingShape" mc:Ignorable="w14 w15 w16se w16cid w16 w16cex w16sdtdh w16sdtfl w16du wp14">
   <w:p>
     <w:pPr>
       <w:pStyle w:val="Footer"/>
@@ -195,7 +301,7 @@
 </file>
 
 <file path=word/footer3.xml><?xml version="1.0" encoding="utf-8"?>
-<w:ftr xmlns:wpc="http://schemas.microsoft.com/office/word/2010/wordprocessingCanvas" xmlns:cx="http://schemas.microsoft.com/office/drawing/2014/chartex" xmlns:cx1="http://schemas.microsoft.com/office/drawing/2015/9/8/chartex" xmlns:cx2="http://schemas.microsoft.com/office/drawing/2015/10/21/chartex" xmlns:cx3="http://schemas.microsoft.com/office/drawing/2016/5/9/chartex" xmlns:cx4="http://schemas.microsoft.com/office/drawing/2016/5/10/chartex" xmlns:cx5="http://schemas.microsoft.com/office/drawing/2016/5/11/chartex" xmlns:cx6="http://schemas.microsoft.com/office/drawing/2016/5/12/chartex" xmlns:cx7="http://schemas.microsoft.com/office/drawing/2016/5/13/chartex" xmlns:cx8="http://schemas.microsoft.com/office/drawing/2016/5/14/chartex" xmlns:mc="http://schemas.openxmlformats.org/markup-compatibility/2006" xmlns:aink="http://schemas.microsoft.com/office/drawing/2016/ink" xmlns:am3d="http://schemas.microsoft.com/office/drawing/2017/model3d" xmlns:o="urn:schemas-microsoft-com:office:office" xmlns:oel="http://schemas.microsoft.com/office/2019/extlst" xmlns:r="http://schemas.openxmlformats.org/officeDocument/2006/relationships" xmlns:m="http://schemas.openxmlformats.org/officeDocument/2006/math" xmlns:v="urn:schemas-microsoft-com:vml" xmlns:wp14="http://schemas.microsoft.com/office/word/2010/wordprocessingDrawing" xmlns:wp="http://schemas.openxmlformats.org/drawingml/2006/wordprocessingDrawing" xmlns:w10="urn:schemas-microsoft-com:office:word" xmlns:w="http://schemas.openxmlformats.org/wordprocessingml/2006/main" xmlns:w14="http://schemas.microsoft.com/office/word/2010/wordml" xmlns:w15="http://schemas.microsoft.com/office/word/2012/wordml" xmlns:w16cex="http://schemas.microsoft.com/office/word/2018/wordml/cex" xmlns:w16cid="http://schemas.microsoft.com/office/word/2016/wordml/cid" xmlns:w16="http://schemas.microsoft.com/office/word/2018/wordml" xmlns:w16sdtdh="http://schemas.microsoft.com/office/word/2020/wordml/sdtdatahash" xmlns:w16se="http://schemas.microsoft.com/office/word/2015/wordml/symex" xmlns:wpg="http://schemas.microsoft.com/office/word/2010/wordprocessingGroup" xmlns:wpi="http://schemas.microsoft.com/office/word/2010/wordprocessingInk" xmlns:wne="http://schemas.microsoft.com/office/word/2006/wordml" xmlns:wps="http://schemas.microsoft.com/office/word/2010/wordprocessingShape" mc:Ignorable="w14 w15 w16se w16cid w16 w16cex w16sdtdh wp14">
+<w:ftr xmlns:wpc="http://schemas.microsoft.com/office/word/2010/wordprocessingCanvas" xmlns:cx="http://schemas.microsoft.com/office/drawing/2014/chartex" xmlns:cx1="http://schemas.microsoft.com/office/drawing/2015/9/8/chartex" xmlns:cx2="http://schemas.microsoft.com/office/drawing/2015/10/21/chartex" xmlns:cx3="http://schemas.microsoft.com/office/drawing/2016/5/9/chartex" xmlns:cx4="http://schemas.microsoft.com/office/drawing/2016/5/10/chartex" xmlns:cx5="http://schemas.microsoft.com/office/drawing/2016/5/11/chartex" xmlns:cx6="http://schemas.microsoft.com/office/drawing/2016/5/12/chartex" xmlns:cx7="http://schemas.microsoft.com/office/drawing/2016/5/13/chartex" xmlns:cx8="http://schemas.microsoft.com/office/drawing/2016/5/14/chartex" xmlns:mc="http://schemas.openxmlformats.org/markup-compatibility/2006" xmlns:aink="http://schemas.microsoft.com/office/drawing/2016/ink" xmlns:am3d="http://schemas.microsoft.com/office/drawing/2017/model3d" xmlns:o="urn:schemas-microsoft-com:office:office" xmlns:oel="http://schemas.microsoft.com/office/2019/extlst" xmlns:r="http://schemas.openxmlformats.org/officeDocument/2006/relationships" xmlns:m="http://schemas.openxmlformats.org/officeDocument/2006/math" xmlns:v="urn:schemas-microsoft-com:vml" xmlns:wp14="http://schemas.microsoft.com/office/word/2010/wordprocessingDrawing" xmlns:wp="http://schemas.openxmlformats.org/drawingml/2006/wordprocessingDrawing" xmlns:w10="urn:schemas-microsoft-com:office:word" xmlns:w="http://schemas.openxmlformats.org/wordprocessingml/2006/main" xmlns:w14="http://schemas.microsoft.com/office/word/2010/wordml" xmlns:w15="http://schemas.microsoft.com/office/word/2012/wordml" xmlns:w16cex="http://schemas.microsoft.com/office/word/2018/wordml/cex" xmlns:w16cid="http://schemas.microsoft.com/office/word/2016/wordml/cid" xmlns:w16="http://schemas.microsoft.com/office/word/2018/wordml" xmlns:w16du="http://schemas.microsoft.com/office/word/2023/wordml/word16du" xmlns:w16sdtdh="http://schemas.microsoft.com/office/word/2020/wordml/sdtdatahash" xmlns:w16sdtfl="http://schemas.microsoft.com/office/word/2024/wordml/sdtformatlock" xmlns:w16se="http://schemas.microsoft.com/office/word/2015/wordml/symex" xmlns:wpg="http://schemas.microsoft.com/office/word/2010/wordprocessingGroup" xmlns:wpi="http://schemas.microsoft.com/office/word/2010/wordprocessingInk" xmlns:wne="http://schemas.microsoft.com/office/word/2006/wordml" xmlns:wps="http://schemas.microsoft.com/office/word/2010/wordprocessingShape" mc:Ignorable="w14 w15 w16se w16cid w16 w16cex w16sdtdh w16sdtfl w16du wp14">
   <w:p>
     <w:pPr>
       <w:pStyle w:val="Footer"/>
@@ -205,7 +311,7 @@
 </file>
 
 <file path=word/footnotes.xml><?xml version="1.0" encoding="utf-8"?>
-<w:footnotes xmlns:wpc="http://schemas.microsoft.com/office/word/2010/wordprocessingCanvas" xmlns:cx="http://schemas.microsoft.com/office/drawing/2014/chartex" xmlns:cx1="http://schemas.microsoft.com/office/drawing/2015/9/8/chartex" xmlns:cx2="http://schemas.microsoft.com/office/drawing/2015/10/21/chartex" xmlns:cx3="http://schemas.microsoft.com/office/drawing/2016/5/9/chartex" xmlns:cx4="http://schemas.microsoft.com/office/drawing/2016/5/10/chartex" xmlns:cx5="http://schemas.microsoft.com/office/drawing/2016/5/11/chartex" xmlns:cx6="http://schemas.microsoft.com/office/drawing/2016/5/12/chartex" xmlns:cx7="http://schemas.microsoft.com/office/drawing/2016/5/13/chartex" xmlns:cx8="http://schemas.microsoft.com/office/drawing/2016/5/14/chartex" xmlns:mc="http://schemas.openxmlformats.org/markup-compatibility/2006" xmlns:aink="http://schemas.microsoft.com/office/drawing/2016/ink" xmlns:am3d="http://schemas.microsoft.com/office/drawing/2017/model3d" xmlns:o="urn:schemas-microsoft-com:office:office" xmlns:oel="http://schemas.microsoft.com/office/2019/extlst" xmlns:r="http://schemas.openxmlformats.org/officeDocument/2006/relationships" xmlns:m="http://schemas.openxmlformats.org/officeDocument/2006/math" xmlns:v="urn:schemas-microsoft-com:vml" xmlns:wp14="http://schemas.microsoft.com/office/word/2010/wordprocessingDrawing" xmlns:wp="http://schemas.openxmlformats.org/drawingml/2006/wordprocessingDrawing" xmlns:w10="urn:schemas-microsoft-com:office:word" xmlns:w="http://schemas.openxmlformats.org/wordprocessingml/2006/main" xmlns:w14="http://schemas.microsoft.com/office/word/2010/wordml" xmlns:w15="http://schemas.microsoft.com/office/word/2012/wordml" xmlns:w16cex="http://schemas.microsoft.com/office/word/2018/wordml/cex" xmlns:w16cid="http://schemas.microsoft.com/office/word/2016/wordml/cid" xmlns:w16="http://schemas.microsoft.com/office/word/2018/wordml" xmlns:w16sdtdh="http://schemas.microsoft.com/office/word/2020/wordml/sdtdatahash" xmlns:w16se="http://schemas.microsoft.com/office/word/2015/wordml/symex" xmlns:wpg="http://schemas.microsoft.com/office/word/2010/wordprocessingGroup" xmlns:wpi="http://schemas.microsoft.com/office/word/2010/wordprocessingInk" xmlns:wne="http://schemas.microsoft.com/office/word/2006/wordml" xmlns:wps="http://schemas.microsoft.com/office/word/2010/wordprocessingShape" mc:Ignorable="w14 w15 w16se w16cid w16 w16cex w16sdtdh wp14">
+<w:footnotes xmlns:wpc="http://schemas.microsoft.com/office/word/2010/wordprocessingCanvas" xmlns:cx="http://schemas.microsoft.com/office/drawing/2014/chartex" xmlns:cx1="http://schemas.microsoft.com/office/drawing/2015/9/8/chartex" xmlns:cx2="http://schemas.microsoft.com/office/drawing/2015/10/21/chartex" xmlns:cx3="http://schemas.microsoft.com/office/drawing/2016/5/9/chartex" xmlns:cx4="http://schemas.microsoft.com/office/drawing/2016/5/10/chartex" xmlns:cx5="http://schemas.microsoft.com/office/drawing/2016/5/11/chartex" xmlns:cx6="http://schemas.microsoft.com/office/drawing/2016/5/12/chartex" xmlns:cx7="http://schemas.microsoft.com/office/drawing/2016/5/13/chartex" xmlns:cx8="http://schemas.microsoft.com/office/drawing/2016/5/14/chartex" xmlns:mc="http://schemas.openxmlformats.org/markup-compatibility/2006" xmlns:aink="http://schemas.microsoft.com/office/drawing/2016/ink" xmlns:am3d="http://schemas.microsoft.com/office/drawing/2017/model3d" xmlns:o="urn:schemas-microsoft-com:office:office" xmlns:oel="http://schemas.microsoft.com/office/2019/extlst" xmlns:r="http://schemas.openxmlformats.org/officeDocument/2006/relationships" xmlns:m="http://schemas.openxmlformats.org/officeDocument/2006/math" xmlns:v="urn:schemas-microsoft-com:vml" xmlns:wp14="http://schemas.microsoft.com/office/word/2010/wordprocessingDrawing" xmlns:wp="http://schemas.openxmlformats.org/drawingml/2006/wordprocessingDrawing" xmlns:w10="urn:schemas-microsoft-com:office:word" xmlns:w="http://schemas.openxmlformats.org/wordprocessingml/2006/main" xmlns:w14="http://schemas.microsoft.com/office/word/2010/wordml" xmlns:w15="http://schemas.microsoft.com/office/word/2012/wordml" xmlns:w16cex="http://schemas.microsoft.com/office/word/2018/wordml/cex" xmlns:w16cid="http://schemas.microsoft.com/office/word/2016/wordml/cid" xmlns:w16="http://schemas.microsoft.com/office/word/2018/wordml" xmlns:w16du="http://schemas.microsoft.com/office/word/2023/wordml/word16du" xmlns:w16sdtdh="http://schemas.microsoft.com/office/word/2020/wordml/sdtdatahash" xmlns:w16sdtfl="http://schemas.microsoft.com/office/word/2024/wordml/sdtformatlock" xmlns:w16se="http://schemas.microsoft.com/office/word/2015/wordml/symex" xmlns:wpg="http://schemas.microsoft.com/office/word/2010/wordprocessingGroup" xmlns:wpi="http://schemas.microsoft.com/office/word/2010/wordprocessingInk" xmlns:wne="http://schemas.microsoft.com/office/word/2006/wordml" xmlns:wps="http://schemas.microsoft.com/office/word/2010/wordprocessingShape" mc:Ignorable="w14 w15 w16se w16cid w16 w16cex w16sdtdh w16sdtfl w16du wp14">
   <w:footnote w:type="separator" w:id="-1">
     <w:p>
       <w:pPr>
@@ -230,7 +336,7 @@
 </file>
 
 <file path=word/header1.xml><?xml version="1.0" encoding="utf-8"?>
-<w:hdr xmlns:wpc="http://schemas.microsoft.com/office/word/2010/wordprocessingCanvas" xmlns:cx="http://schemas.microsoft.com/office/drawing/2014/chartex" xmlns:cx1="http://schemas.microsoft.com/office/drawing/2015/9/8/chartex" xmlns:cx2="http://schemas.microsoft.com/office/drawing/2015/10/21/chartex" xmlns:cx3="http://schemas.microsoft.com/office/drawing/2016/5/9/chartex" xmlns:cx4="http://schemas.microsoft.com/office/drawing/2016/5/10/chartex" xmlns:cx5="http://schemas.microsoft.com/office/drawing/2016/5/11/chartex" xmlns:cx6="http://schemas.microsoft.com/office/drawing/2016/5/12/chartex" xmlns:cx7="http://schemas.microsoft.com/office/drawing/2016/5/13/chartex" xmlns:cx8="http://schemas.microsoft.com/office/drawing/2016/5/14/chartex" xmlns:mc="http://schemas.openxmlformats.org/markup-compatibility/2006" xmlns:aink="http://schemas.microsoft.com/office/drawing/2016/ink" xmlns:am3d="http://schemas.microsoft.com/office/drawing/2017/model3d" xmlns:o="urn:schemas-microsoft-com:office:office" xmlns:oel="http://schemas.microsoft.com/office/2019/extlst" xmlns:r="http://schemas.openxmlformats.org/officeDocument/2006/relationships" xmlns:m="http://schemas.openxmlformats.org/officeDocument/2006/math" xmlns:v="urn:schemas-microsoft-com:vml" xmlns:wp14="http://schemas.microsoft.com/office/word/2010/wordprocessingDrawing" xmlns:wp="http://schemas.openxmlformats.org/drawingml/2006/wordprocessingDrawing" xmlns:w10="urn:schemas-microsoft-com:office:word" xmlns:w="http://schemas.openxmlformats.org/wordprocessingml/2006/main" xmlns:w14="http://schemas.microsoft.com/office/word/2010/wordml" xmlns:w15="http://schemas.microsoft.com/office/word/2012/wordml" xmlns:w16cex="http://schemas.microsoft.com/office/word/2018/wordml/cex" xmlns:w16cid="http://schemas.microsoft.com/office/word/2016/wordml/cid" xmlns:w16="http://schemas.microsoft.com/office/word/2018/wordml" xmlns:w16sdtdh="http://schemas.microsoft.com/office/word/2020/wordml/sdtdatahash" xmlns:w16se="http://schemas.microsoft.com/office/word/2015/wordml/symex" xmlns:wpg="http://schemas.microsoft.com/office/word/2010/wordprocessingGroup" xmlns:wpi="http://schemas.microsoft.com/office/word/2010/wordprocessingInk" xmlns:wne="http://schemas.microsoft.com/office/word/2006/wordml" xmlns:wps="http://schemas.microsoft.com/office/word/2010/wordprocessingShape" mc:Ignorable="w14 w15 w16se w16cid w16 w16cex w16sdtdh wp14">
+<w:hdr xmlns:wpc="http://schemas.microsoft.com/office/word/2010/wordprocessingCanvas" xmlns:cx="http://schemas.microsoft.com/office/drawing/2014/chartex" xmlns:cx1="http://schemas.microsoft.com/office/drawing/2015/9/8/chartex" xmlns:cx2="http://schemas.microsoft.com/office/drawing/2015/10/21/chartex" xmlns:cx3="http://schemas.microsoft.com/office/drawing/2016/5/9/chartex" xmlns:cx4="http://schemas.microsoft.com/office/drawing/2016/5/10/chartex" xmlns:cx5="http://schemas.microsoft.com/office/drawing/2016/5/11/chartex" xmlns:cx6="http://schemas.microsoft.com/office/drawing/2016/5/12/chartex" xmlns:cx7="http://schemas.microsoft.com/office/drawing/2016/5/13/chartex" xmlns:cx8="http://schemas.microsoft.com/office/drawing/2016/5/14/chartex" xmlns:mc="http://schemas.openxmlformats.org/markup-compatibility/2006" xmlns:aink="http://schemas.microsoft.com/office/drawing/2016/ink" xmlns:am3d="http://schemas.microsoft.com/office/drawing/2017/model3d" xmlns:o="urn:schemas-microsoft-com:office:office" xmlns:oel="http://schemas.microsoft.com/office/2019/extlst" xmlns:r="http://schemas.openxmlformats.org/officeDocument/2006/relationships" xmlns:m="http://schemas.openxmlformats.org/officeDocument/2006/math" xmlns:v="urn:schemas-microsoft-com:vml" xmlns:wp14="http://schemas.microsoft.com/office/word/2010/wordprocessingDrawing" xmlns:wp="http://schemas.openxmlformats.org/drawingml/2006/wordprocessingDrawing" xmlns:w10="urn:schemas-microsoft-com:office:word" xmlns:w="http://schemas.openxmlformats.org/wordprocessingml/2006/main" xmlns:w14="http://schemas.microsoft.com/office/word/2010/wordml" xmlns:w15="http://schemas.microsoft.com/office/word/2012/wordml" xmlns:w16cex="http://schemas.microsoft.com/office/word/2018/wordml/cex" xmlns:w16cid="http://schemas.microsoft.com/office/word/2016/wordml/cid" xmlns:w16="http://schemas.microsoft.com/office/word/2018/wordml" xmlns:w16du="http://schemas.microsoft.com/office/word/2023/wordml/word16du" xmlns:w16sdtdh="http://schemas.microsoft.com/office/word/2020/wordml/sdtdatahash" xmlns:w16sdtfl="http://schemas.microsoft.com/office/word/2024/wordml/sdtformatlock" xmlns:w16se="http://schemas.microsoft.com/office/word/2015/wordml/symex" xmlns:wpg="http://schemas.microsoft.com/office/word/2010/wordprocessingGroup" xmlns:wpi="http://schemas.microsoft.com/office/word/2010/wordprocessingInk" xmlns:wne="http://schemas.microsoft.com/office/word/2006/wordml" xmlns:wps="http://schemas.microsoft.com/office/word/2010/wordprocessingShape" mc:Ignorable="w14 w15 w16se w16cid w16 w16cex w16sdtdh w16sdtfl w16du wp14">
   <w:p>
     <w:pPr>
       <w:pStyle w:val="Header"/>
@@ -240,7 +346,7 @@
 </file>
 
 <file path=word/header2.xml><?xml version="1.0" encoding="utf-8"?>
-<w:hdr xmlns:wpc="http://schemas.microsoft.com/office/word/2010/wordprocessingCanvas" xmlns:cx="http://schemas.microsoft.com/office/drawing/2014/chartex" xmlns:cx1="http://schemas.microsoft.com/office/drawing/2015/9/8/chartex" xmlns:cx2="http://schemas.microsoft.com/office/drawing/2015/10/21/chartex" xmlns:cx3="http://schemas.microsoft.com/office/drawing/2016/5/9/chartex" xmlns:cx4="http://schemas.microsoft.com/office/drawing/2016/5/10/chartex" xmlns:cx5="http://schemas.microsoft.com/office/drawing/2016/5/11/chartex" xmlns:cx6="http://schemas.microsoft.com/office/drawing/2016/5/12/chartex" xmlns:cx7="http://schemas.microsoft.com/office/drawing/2016/5/13/chartex" xmlns:cx8="http://schemas.microsoft.com/office/drawing/2016/5/14/chartex" xmlns:mc="http://schemas.openxmlformats.org/markup-compatibility/2006" xmlns:aink="http://schemas.microsoft.com/office/drawing/2016/ink" xmlns:am3d="http://schemas.microsoft.com/office/drawing/2017/model3d" xmlns:o="urn:schemas-microsoft-com:office:office" xmlns:oel="http://schemas.microsoft.com/office/2019/extlst" xmlns:r="http://schemas.openxmlformats.org/officeDocument/2006/relationships" xmlns:m="http://schemas.openxmlformats.org/officeDocument/2006/math" xmlns:v="urn:schemas-microsoft-com:vml" xmlns:wp14="http://schemas.microsoft.com/office/word/2010/wordprocessingDrawing" xmlns:wp="http://schemas.openxmlformats.org/drawingml/2006/wordprocessingDrawing" xmlns:w10="urn:schemas-microsoft-com:office:word" xmlns:w="http://schemas.openxmlformats.org/wordprocessingml/2006/main" xmlns:w14="http://schemas.microsoft.com/office/word/2010/wordml" xmlns:w15="http://schemas.microsoft.com/office/word/2012/wordml" xmlns:w16cex="http://schemas.microsoft.com/office/word/2018/wordml/cex" xmlns:w16cid="http://schemas.microsoft.com/office/word/2016/wordml/cid" xmlns:w16="http://schemas.microsoft.com/office/word/2018/wordml" xmlns:w16sdtdh="http://schemas.microsoft.com/office/word/2020/wordml/sdtdatahash" xmlns:w16se="http://schemas.microsoft.com/office/word/2015/wordml/symex" xmlns:wpg="http://schemas.microsoft.com/office/word/2010/wordprocessingGroup" xmlns:wpi="http://schemas.microsoft.com/office/word/2010/wordprocessingInk" xmlns:wne="http://schemas.microsoft.com/office/word/2006/wordml" xmlns:wps="http://schemas.microsoft.com/office/word/2010/wordprocessingShape" mc:Ignorable="w14 w15 w16se w16cid w16 w16cex w16sdtdh wp14">
+<w:hdr xmlns:wpc="http://schemas.microsoft.com/office/word/2010/wordprocessingCanvas" xmlns:cx="http://schemas.microsoft.com/office/drawing/2014/chartex" xmlns:cx1="http://schemas.microsoft.com/office/drawing/2015/9/8/chartex" xmlns:cx2="http://schemas.microsoft.com/office/drawing/2015/10/21/chartex" xmlns:cx3="http://schemas.microsoft.com/office/drawing/2016/5/9/chartex" xmlns:cx4="http://schemas.microsoft.com/office/drawing/2016/5/10/chartex" xmlns:cx5="http://schemas.microsoft.com/office/drawing/2016/5/11/chartex" xmlns:cx6="http://schemas.microsoft.com/office/drawing/2016/5/12/chartex" xmlns:cx7="http://schemas.microsoft.com/office/drawing/2016/5/13/chartex" xmlns:cx8="http://schemas.microsoft.com/office/drawing/2016/5/14/chartex" xmlns:mc="http://schemas.openxmlformats.org/markup-compatibility/2006" xmlns:aink="http://schemas.microsoft.com/office/drawing/2016/ink" xmlns:am3d="http://schemas.microsoft.com/office/drawing/2017/model3d" xmlns:o="urn:schemas-microsoft-com:office:office" xmlns:oel="http://schemas.microsoft.com/office/2019/extlst" xmlns:r="http://schemas.openxmlformats.org/officeDocument/2006/relationships" xmlns:m="http://schemas.openxmlformats.org/officeDocument/2006/math" xmlns:v="urn:schemas-microsoft-com:vml" xmlns:wp14="http://schemas.microsoft.com/office/word/2010/wordprocessingDrawing" xmlns:wp="http://schemas.openxmlformats.org/drawingml/2006/wordprocessingDrawing" xmlns:w10="urn:schemas-microsoft-com:office:word" xmlns:w="http://schemas.openxmlformats.org/wordprocessingml/2006/main" xmlns:w14="http://schemas.microsoft.com/office/word/2010/wordml" xmlns:w15="http://schemas.microsoft.com/office/word/2012/wordml" xmlns:w16cex="http://schemas.microsoft.com/office/word/2018/wordml/cex" xmlns:w16cid="http://schemas.microsoft.com/office/word/2016/wordml/cid" xmlns:w16="http://schemas.microsoft.com/office/word/2018/wordml" xmlns:w16du="http://schemas.microsoft.com/office/word/2023/wordml/word16du" xmlns:w16sdtdh="http://schemas.microsoft.com/office/word/2020/wordml/sdtdatahash" xmlns:w16sdtfl="http://schemas.microsoft.com/office/word/2024/wordml/sdtformatlock" xmlns:w16se="http://schemas.microsoft.com/office/word/2015/wordml/symex" xmlns:wpg="http://schemas.microsoft.com/office/word/2010/wordprocessingGroup" xmlns:wpi="http://schemas.microsoft.com/office/word/2010/wordprocessingInk" xmlns:wne="http://schemas.microsoft.com/office/word/2006/wordml" xmlns:wps="http://schemas.microsoft.com/office/word/2010/wordprocessingShape" mc:Ignorable="w14 w15 w16se w16cid w16 w16cex w16sdtdh w16sdtfl w16du wp14">
   <w:p>
     <w:pPr>
       <w:pStyle w:val="Header"/>
@@ -251,7 +357,7 @@
 </file>
 
 <file path=word/header3.xml><?xml version="1.0" encoding="utf-8"?>
-<w:hdr xmlns:wpc="http://schemas.microsoft.com/office/word/2010/wordprocessingCanvas" xmlns:cx="http://schemas.microsoft.com/office/drawing/2014/chartex" xmlns:cx1="http://schemas.microsoft.com/office/drawing/2015/9/8/chartex" xmlns:cx2="http://schemas.microsoft.com/office/drawing/2015/10/21/chartex" xmlns:cx3="http://schemas.microsoft.com/office/drawing/2016/5/9/chartex" xmlns:cx4="http://schemas.microsoft.com/office/drawing/2016/5/10/chartex" xmlns:cx5="http://schemas.microsoft.com/office/drawing/2016/5/11/chartex" xmlns:cx6="http://schemas.microsoft.com/office/drawing/2016/5/12/chartex" xmlns:cx7="http://schemas.microsoft.com/office/drawing/2016/5/13/chartex" xmlns:cx8="http://schemas.microsoft.com/office/drawing/2016/5/14/chartex" xmlns:mc="http://schemas.openxmlformats.org/markup-compatibility/2006" xmlns:aink="http://schemas.microsoft.com/office/drawing/2016/ink" xmlns:am3d="http://schemas.microsoft.com/office/drawing/2017/model3d" xmlns:o="urn:schemas-microsoft-com:office:office" xmlns:oel="http://schemas.microsoft.com/office/2019/extlst" xmlns:r="http://schemas.openxmlformats.org/officeDocument/2006/relationships" xmlns:m="http://schemas.openxmlformats.org/officeDocument/2006/math" xmlns:v="urn:schemas-microsoft-com:vml" xmlns:wp14="http://schemas.microsoft.com/office/word/2010/wordprocessingDrawing" xmlns:wp="http://schemas.openxmlformats.org/drawingml/2006/wordprocessingDrawing" xmlns:w10="urn:schemas-microsoft-com:office:word" xmlns:w="http://schemas.openxmlformats.org/wordprocessingml/2006/main" xmlns:w14="http://schemas.microsoft.com/office/word/2010/wordml" xmlns:w15="http://schemas.microsoft.com/office/word/2012/wordml" xmlns:w16cex="http://schemas.microsoft.com/office/word/2018/wordml/cex" xmlns:w16cid="http://schemas.microsoft.com/office/word/2016/wordml/cid" xmlns:w16="http://schemas.microsoft.com/office/word/2018/wordml" xmlns:w16sdtdh="http://schemas.microsoft.com/office/word/2020/wordml/sdtdatahash" xmlns:w16se="http://schemas.microsoft.com/office/word/2015/wordml/symex" xmlns:wpg="http://schemas.microsoft.com/office/word/2010/wordprocessingGroup" xmlns:wpi="http://schemas.microsoft.com/office/word/2010/wordprocessingInk" xmlns:wne="http://schemas.microsoft.com/office/word/2006/wordml" xmlns:wps="http://schemas.microsoft.com/office/word/2010/wordprocessingShape" mc:Ignorable="w14 w15 w16se w16cid w16 w16cex w16sdtdh wp14">
+<w:hdr xmlns:wpc="http://schemas.microsoft.com/office/word/2010/wordprocessingCanvas" xmlns:cx="http://schemas.microsoft.com/office/drawing/2014/chartex" xmlns:cx1="http://schemas.microsoft.com/office/drawing/2015/9/8/chartex" xmlns:cx2="http://schemas.microsoft.com/office/drawing/2015/10/21/chartex" xmlns:cx3="http://schemas.microsoft.com/office/drawing/2016/5/9/chartex" xmlns:cx4="http://schemas.microsoft.com/office/drawing/2016/5/10/chartex" xmlns:cx5="http://schemas.microsoft.com/office/drawing/2016/5/11/chartex" xmlns:cx6="http://schemas.microsoft.com/office/drawing/2016/5/12/chartex" xmlns:cx7="http://schemas.microsoft.com/office/drawing/2016/5/13/chartex" xmlns:cx8="http://schemas.microsoft.com/office/drawing/2016/5/14/chartex" xmlns:mc="http://schemas.openxmlformats.org/markup-compatibility/2006" xmlns:aink="http://schemas.microsoft.com/office/drawing/2016/ink" xmlns:am3d="http://schemas.microsoft.com/office/drawing/2017/model3d" xmlns:o="urn:schemas-microsoft-com:office:office" xmlns:oel="http://schemas.microsoft.com/office/2019/extlst" xmlns:r="http://schemas.openxmlformats.org/officeDocument/2006/relationships" xmlns:m="http://schemas.openxmlformats.org/officeDocument/2006/math" xmlns:v="urn:schemas-microsoft-com:vml" xmlns:wp14="http://schemas.microsoft.com/office/word/2010/wordprocessingDrawing" xmlns:wp="http://schemas.openxmlformats.org/drawingml/2006/wordprocessingDrawing" xmlns:w10="urn:schemas-microsoft-com:office:word" xmlns:w="http://schemas.openxmlformats.org/wordprocessingml/2006/main" xmlns:w14="http://schemas.microsoft.com/office/word/2010/wordml" xmlns:w15="http://schemas.microsoft.com/office/word/2012/wordml" xmlns:w16cex="http://schemas.microsoft.com/office/word/2018/wordml/cex" xmlns:w16cid="http://schemas.microsoft.com/office/word/2016/wordml/cid" xmlns:w16="http://schemas.microsoft.com/office/word/2018/wordml" xmlns:w16du="http://schemas.microsoft.com/office/word/2023/wordml/word16du" xmlns:w16sdtdh="http://schemas.microsoft.com/office/word/2020/wordml/sdtdatahash" xmlns:w16sdtfl="http://schemas.microsoft.com/office/word/2024/wordml/sdtformatlock" xmlns:w16se="http://schemas.microsoft.com/office/word/2015/wordml/symex" xmlns:wpg="http://schemas.microsoft.com/office/word/2010/wordprocessingGroup" xmlns:wpi="http://schemas.microsoft.com/office/word/2010/wordprocessingInk" xmlns:wne="http://schemas.microsoft.com/office/word/2006/wordml" xmlns:wps="http://schemas.microsoft.com/office/word/2010/wordprocessingShape" mc:Ignorable="w14 w15 w16se w16cid w16 w16cex w16sdtdh w16sdtfl w16du wp14">
   <w:p>
     <w:pPr>
       <w:pStyle w:val="Header"/>
@@ -260,7 +366,7 @@
     <w:r>
       <w:tab/>
       <w:tab/>
-      <w:t>2026-06-17</w:t>
+      <w:t>2026-06-18</w:t>
       <w:br/>
       <w:br/>
     </w:r>
@@ -273,7 +379,7 @@
 </file>
 
 <file path=word/numbering.xml><?xml version="1.0" encoding="utf-8"?>
-<w:numbering xmlns:wpc="http://schemas.microsoft.com/office/word/2010/wordprocessingCanvas" xmlns:cx="http://schemas.microsoft.com/office/drawing/2014/chartex" xmlns:cx1="http://schemas.microsoft.com/office/drawing/2015/9/8/chartex" xmlns:cx2="http://schemas.microsoft.com/office/drawing/2015/10/21/chartex" xmlns:cx3="http://schemas.microsoft.com/office/drawing/2016/5/9/chartex" xmlns:cx4="http://schemas.microsoft.com/office/drawing/2016/5/10/chartex" xmlns:cx5="http://schemas.microsoft.com/office/drawing/2016/5/11/chartex" xmlns:cx6="http://schemas.microsoft.com/office/drawing/2016/5/12/chartex" xmlns:cx7="http://schemas.microsoft.com/office/drawing/2016/5/13/chartex" xmlns:cx8="http://schemas.microsoft.com/office/drawing/2016/5/14/chartex" xmlns:mc="http://schemas.openxmlformats.org/markup-compatibility/2006" xmlns:aink="http://schemas.microsoft.com/office/drawing/2016/ink" xmlns:am3d="http://schemas.microsoft.com/office/drawing/2017/model3d" xmlns:o="urn:schemas-microsoft-com:office:office" xmlns:oel="http://schemas.microsoft.com/office/2019/extlst" xmlns:r="http://schemas.openxmlformats.org/officeDocument/2006/relationships" xmlns:m="http://schemas.openxmlformats.org/officeDocument/2006/math" xmlns:v="urn:schemas-microsoft-com:vml" xmlns:wp14="http://schemas.microsoft.com/office/word/2010/wordprocessingDrawing" xmlns:wp="http://schemas.openxmlformats.org/drawingml/2006/wordprocessingDrawing" xmlns:w10="urn:schemas-microsoft-com:office:word" xmlns:w="http://schemas.openxmlformats.org/wordprocessingml/2006/main" xmlns:w14="http://schemas.microsoft.com/office/word/2010/wordml" xmlns:w15="http://schemas.microsoft.com/office/word/2012/wordml" xmlns:w16cex="http://schemas.microsoft.com/office/word/2018/wordml/cex" xmlns:w16cid="http://schemas.microsoft.com/office/word/2016/wordml/cid" xmlns:w16="http://schemas.microsoft.com/office/word/2018/wordml" xmlns:w16sdtdh="http://schemas.microsoft.com/office/word/2020/wordml/sdtdatahash" xmlns:w16se="http://schemas.microsoft.com/office/word/2015/wordml/symex" xmlns:wpg="http://schemas.microsoft.com/office/word/2010/wordprocessingGroup" xmlns:wpi="http://schemas.microsoft.com/office/word/2010/wordprocessingInk" xmlns:wne="http://schemas.microsoft.com/office/word/2006/wordml" xmlns:wps="http://schemas.microsoft.com/office/word/2010/wordprocessingShape" mc:Ignorable="w14 w15 w16se w16cid w16 w16cex w16sdtdh wp14">
+<w:numbering xmlns:wpc="http://schemas.microsoft.com/office/word/2010/wordprocessingCanvas" xmlns:cx="http://schemas.microsoft.com/office/drawing/2014/chartex" xmlns:cx1="http://schemas.microsoft.com/office/drawing/2015/9/8/chartex" xmlns:cx2="http://schemas.microsoft.com/office/drawing/2015/10/21/chartex" xmlns:cx3="http://schemas.microsoft.com/office/drawing/2016/5/9/chartex" xmlns:cx4="http://schemas.microsoft.com/office/drawing/2016/5/10/chartex" xmlns:cx5="http://schemas.microsoft.com/office/drawing/2016/5/11/chartex" xmlns:cx6="http://schemas.microsoft.com/office/drawing/2016/5/12/chartex" xmlns:cx7="http://schemas.microsoft.com/office/drawing/2016/5/13/chartex" xmlns:cx8="http://schemas.microsoft.com/office/drawing/2016/5/14/chartex" xmlns:mc="http://schemas.openxmlformats.org/markup-compatibility/2006" xmlns:aink="http://schemas.microsoft.com/office/drawing/2016/ink" xmlns:am3d="http://schemas.microsoft.com/office/drawing/2017/model3d" xmlns:o="urn:schemas-microsoft-com:office:office" xmlns:oel="http://schemas.microsoft.com/office/2019/extlst" xmlns:r="http://schemas.openxmlformats.org/officeDocument/2006/relationships" xmlns:m="http://schemas.openxmlformats.org/officeDocument/2006/math" xmlns:v="urn:schemas-microsoft-com:vml" xmlns:wp14="http://schemas.microsoft.com/office/word/2010/wordprocessingDrawing" xmlns:wp="http://schemas.openxmlformats.org/drawingml/2006/wordprocessingDrawing" xmlns:w10="urn:schemas-microsoft-com:office:word" xmlns:w="http://schemas.openxmlformats.org/wordprocessingml/2006/main" xmlns:w14="http://schemas.microsoft.com/office/word/2010/wordml" xmlns:w15="http://schemas.microsoft.com/office/word/2012/wordml" xmlns:w16cex="http://schemas.microsoft.com/office/word/2018/wordml/cex" xmlns:w16cid="http://schemas.microsoft.com/office/word/2016/wordml/cid" xmlns:w16="http://schemas.microsoft.com/office/word/2018/wordml" xmlns:w16du="http://schemas.microsoft.com/office/word/2023/wordml/word16du" xmlns:w16sdtdh="http://schemas.microsoft.com/office/word/2020/wordml/sdtdatahash" xmlns:w16sdtfl="http://schemas.microsoft.com/office/word/2024/wordml/sdtformatlock" xmlns:w16se="http://schemas.microsoft.com/office/word/2015/wordml/symex" xmlns:wpg="http://schemas.microsoft.com/office/word/2010/wordprocessingGroup" xmlns:wpi="http://schemas.microsoft.com/office/word/2010/wordprocessingInk" xmlns:wne="http://schemas.microsoft.com/office/word/2006/wordml" xmlns:wps="http://schemas.microsoft.com/office/word/2010/wordprocessingShape" mc:Ignorable="w14 w15 w16se w16cid w16 w16cex w16sdtdh w16sdtfl w16du wp14">
   <w:abstractNum w:abstractNumId="0" w15:restartNumberingAfterBreak="0">
     <w:nsid w:val="FFFFFF7C"/>
     <w:multiLevelType w:val="singleLevel"/>
@@ -476,7 +582,7 @@
 </file>
 
 <file path=word/styles.xml><?xml version="1.0" encoding="utf-8"?>
-<w:styles xmlns:mc="http://schemas.openxmlformats.org/markup-compatibility/2006" xmlns:r="http://schemas.openxmlformats.org/officeDocument/2006/relationships" xmlns:w="http://schemas.openxmlformats.org/wordprocessingml/2006/main" xmlns:w14="http://schemas.microsoft.com/office/word/2010/wordml" xmlns:w15="http://schemas.microsoft.com/office/word/2012/wordml" xmlns:w16cex="http://schemas.microsoft.com/office/word/2018/wordml/cex" xmlns:w16cid="http://schemas.microsoft.com/office/word/2016/wordml/cid" xmlns:w16="http://schemas.microsoft.com/office/word/2018/wordml" xmlns:w16sdtdh="http://schemas.microsoft.com/office/word/2020/wordml/sdtdatahash" xmlns:w16se="http://schemas.microsoft.com/office/word/2015/wordml/symex" mc:Ignorable="w14 w15 w16se w16cid w16 w16cex w16sdtdh">
+<w:styles xmlns:mc="http://schemas.openxmlformats.org/markup-compatibility/2006" xmlns:r="http://schemas.openxmlformats.org/officeDocument/2006/relationships" xmlns:w="http://schemas.openxmlformats.org/wordprocessingml/2006/main" xmlns:w14="http://schemas.microsoft.com/office/word/2010/wordml" xmlns:w15="http://schemas.microsoft.com/office/word/2012/wordml" xmlns:w16cex="http://schemas.microsoft.com/office/word/2018/wordml/cex" xmlns:w16cid="http://schemas.microsoft.com/office/word/2016/wordml/cid" xmlns:w16="http://schemas.microsoft.com/office/word/2018/wordml" xmlns:w16du="http://schemas.microsoft.com/office/word/2023/wordml/word16du" xmlns:w16sdtdh="http://schemas.microsoft.com/office/word/2020/wordml/sdtdatahash" xmlns:w16sdtfl="http://schemas.microsoft.com/office/word/2024/wordml/sdtformatlock" xmlns:w16se="http://schemas.microsoft.com/office/word/2015/wordml/symex" mc:Ignorable="w14 w15 w16se w16cid w16 w16cex w16sdtdh w16sdtfl w16du">
   <w:docDefaults>
     <w:rPrDefault>
       <w:rPr>
@@ -1234,7 +1340,7 @@
     <w:link w:val="TitleChar"/>
     <w:uiPriority w:val="10"/>
     <w:qFormat/>
-    <w:rsid w:val="007106C8"/>
+    <w:rsid w:val="00E854FA"/>
     <w:pPr>
       <w:spacing w:after="300" w:line="240" w:lineRule="auto"/>
       <w:contextualSpacing/>
@@ -1244,7 +1350,7 @@
       <w:rFonts w:eastAsiaTheme="majorEastAsia" w:cstheme="majorBidi"/>
       <w:spacing w:val="5"/>
       <w:kern w:val="28"/>
-      <w:sz w:val="52"/>
+      <w:sz w:val="40"/>
       <w:szCs w:val="52"/>
       <w:lang w:val="sv-SE" w:eastAsia="en-US" w:bidi="ar-SA"/>
     </w:rPr>
@@ -1254,12 +1360,12 @@
     <w:basedOn w:val="DefaultParagraphFont"/>
     <w:link w:val="Title"/>
     <w:uiPriority w:val="10"/>
-    <w:rsid w:val="007106C8"/>
+    <w:rsid w:val="00E854FA"/>
     <w:rPr>
       <w:rFonts w:ascii="Times New Roman" w:eastAsiaTheme="majorEastAsia" w:hAnsi="Times New Roman" w:cstheme="majorBidi"/>
       <w:spacing w:val="5"/>
       <w:kern w:val="28"/>
-      <w:sz w:val="52"/>
+      <w:sz w:val="40"/>
       <w:szCs w:val="52"/>
       <w:lang w:val="sv-SE" w:eastAsia="en-US" w:bidi="ar-SA"/>
     </w:rPr>

--- a/tillsyn/A 48947-2021 tillsynsbegäran.docx
+++ b/tillsyn/A 48947-2021 tillsynsbegäran.docx
@@ -366,7 +366,7 @@
     <w:r>
       <w:tab/>
       <w:tab/>
-      <w:t>2026-06-18</w:t>
+      <w:t>2026-06-19</w:t>
       <w:br/>
       <w:br/>
     </w:r>

--- a/tillsyn/A 48947-2021 tillsynsbegäran.docx
+++ b/tillsyn/A 48947-2021 tillsynsbegäran.docx
@@ -366,7 +366,7 @@
     <w:r>
       <w:tab/>
       <w:tab/>
-      <w:t>2026-06-19</w:t>
+      <w:t>2026-06-20</w:t>
       <w:br/>
       <w:br/>
     </w:r>

--- a/tillsyn/A 48947-2021 tillsynsbegäran.docx
+++ b/tillsyn/A 48947-2021 tillsynsbegäran.docx
@@ -12,10 +12,7 @@
     </w:p>
     <w:p>
       <w:r>
-        <w:t>Detta dokument behandlar höga naturvärden i avverkningsanmälan A 48947-2021 i Östersunds kommun som inkom 2021-09-14 och omfattar 22,3 ha.</w:t>
-      </w:r>
-      <w:r>
-        <w:t xml:space="preserve"> I Figur 1 visas fyndplatser för naturvårdsarter i området, som finns registrerade på Artportalen.</w:t>
+        <w:t>Denna tillsynsbegäran behandlar höga naturvärden i avverkningsanmälan A 48947-2021 i Östersunds kommun som inkom 2021-09-14 och omfattar 22,3 ha.</w:t>
       </w:r>
     </w:p>
     <w:p>
@@ -63,7 +60,20 @@
         <w:spacing w:after="240"/>
       </w:pPr>
       <w:r>
-        <w:t>Figur 1. Fyndplatser för naturvårdsarter i och inom 25 meter från avverkningsanmälan (röd linje). Inom parentes anges rödlistekategorier, S för signalarter, Tför typiska arter och fridlysningsparagrafer i artskyddsförordningen.Markörer utan svart kant är placerade på fyndplatsen. Markörer med svart kant är placerade vid sidan av fyndplatsen och har ett svart streck som visar fyndplatsens exakta position. Kartans mittpunktskoordinat är N 7013036, E 513963 i SWEREF 99 TM.</w:t>
+        <w:t>Figur 1. Fyndplatser för naturvårdsarter i och inom 25 meter från avverkningsanmälan. Markörer utan svart kant är placerade på fyndplatsen. Markörer med svart kant är placerade vid sidan av fyndplatsen har ett svart streck som visar fyndplatsens exakta position. Kartans mittpunktskoordinat är N 7013036, E 513963 i SWEREF 99 TM.</w:t>
+      </w:r>
+    </w:p>
+    <w:p>
+      <w:r>
+        <w:t>I och inom 25 meter från avverkningsanmälan finns fynd av 5 naturvårdsarter, varav 2 är rödlistade, 2 är fridlysta, 4 är typiska (T) och 2 är signalarter (S): doftticka (VU, T, §8), smalskaftslav (VU), tibast (S, T), underviol (S, T) och blåsippa (T, §9). Se Figur 1.</w:t>
+      </w:r>
+    </w:p>
+    <w:p>
+      <w:pPr>
+        <w:pStyle w:val="Heading1"/>
+      </w:pPr>
+      <w:r>
+        <w:t>Tillsynsbegäran</w:t>
       </w:r>
     </w:p>
     <w:p>
@@ -77,68 +87,16 @@
       </w:r>
     </w:p>
     <w:p>
-      <w:r>
-        <w:t>Nedan beskrivs fynd av naturvårdsarter och fridlysta arter som gjorts i det avverkningsanmälda området.</w:t>
-      </w:r>
-    </w:p>
-    <w:p>
       <w:pPr>
         <w:pStyle w:val="Heading1"/>
       </w:pPr>
       <w:r>
-        <w:t>Naturvårdsarter</w:t>
+        <w:t>Naturvårdsarter och fridlysta arter</w:t>
       </w:r>
     </w:p>
     <w:p>
       <w:r>
-        <w:t>I och inom 25 meter från avverkningsanmälan har följande 5 naturvårdsarter hittats: doftticka (VU, T, §8), smalskaftslav (VU), tibast (S, T), underviol (S, T) och blåsippa (T, §9). Av dessa är 2 rödlistade. För rödlistade arter har rödlistekategorin angivits inom parentes. Arter som är signalarter enligt Skogsstyrelsen har markerats med (S). Typiska arter inom Natura 2000 som är kopplade till skogsekosystem har markerats med (T). För fridlysta arter anges även paragrafen i Artskyddsförordningen som arten är fridlyst enligt.</w:t>
-      </w:r>
-    </w:p>
-    <w:p>
-      <w:r>
-        <w:t>De påträffade naturvårdsarterna är ett tydligt kvitto på att det rör sig om en skog med höga naturvärden.</w:t>
-      </w:r>
-    </w:p>
-    <w:p>
-      <w:pPr>
-        <w:pStyle w:val="Heading2"/>
-      </w:pPr>
-      <w:r>
-        <w:t>Fridlysta arter</w:t>
-      </w:r>
-    </w:p>
-    <w:p>
-      <w:r>
-        <w:t>Följande fridlysta arter har sina livsmiljöer och växtplatser i den avverkningsanmälda skogen: doftticka (VU, T, §8) och blåsippa (T, §9).</w:t>
-      </w:r>
-    </w:p>
-    <w:p>
-      <w:r>
-        <w:rPr>
-          <w:b/>
-        </w:rPr>
-        <w:t>Blåsippa (§9)</w:t>
-      </w:r>
-      <w:r>
-        <w:t xml:space="preserve"> är typisk art för </w:t>
-      </w:r>
-      <w:r>
-        <w:rPr>
-          <w:i/>
-        </w:rPr>
-        <w:t>9050 Näringsrik granskog, 9020 Nordlig ädellövskog</w:t>
-      </w:r>
-      <w:r>
-        <w:t xml:space="preserve"> och </w:t>
-      </w:r>
-      <w:r>
-        <w:rPr>
-          <w:i/>
-        </w:rPr>
-        <w:t>8240 Karsthällmarker</w:t>
-      </w:r>
-      <w:r>
-        <w:t xml:space="preserve"> (SLU Artdatabanken, 2025).</w:t>
+        <w:t>Nedan följer beskrivningar av de naturvårdsarter och fridlysta arter som har sina livsmiljöer och växtplatser i den avverkningsanmälda skogen. De påträffade naturvårdsarterna är ett tydligt kvitto på att det rör sig om en skog med höga naturvärden.</w:t>
       </w:r>
     </w:p>
     <w:p>
@@ -168,14 +126,6 @@
       </w:r>
       <w:r>
         <w:t>(IUCN Redlist, 2024; Nitare &amp; Skogsstyrelsen, 2019; SLU Artdatabanken, 2024).</w:t>
-      </w:r>
-    </w:p>
-    <w:p>
-      <w:pPr>
-        <w:pStyle w:val="Heading2"/>
-      </w:pPr>
-      <w:r>
-        <w:t>Övriga naturvårdsarter</w:t>
       </w:r>
     </w:p>
     <w:p>
@@ -238,6 +188,35 @@
         <w:t xml:space="preserve"> (Nitare &amp; Skogsstyrelsen, 2019; SLU Artdatabanken, 2024).</w:t>
       </w:r>
     </w:p>
+    <w:p>
+      <w:r>
+        <w:rPr>
+          <w:b/>
+        </w:rPr>
+        <w:t>Blåsippa (§9)</w:t>
+      </w:r>
+      <w:r>
+        <w:t xml:space="preserve"> är typisk art för </w:t>
+      </w:r>
+      <w:r>
+        <w:rPr>
+          <w:i/>
+        </w:rPr>
+        <w:t>9050 Näringsrik granskog, 9020 Nordlig ädellövskog</w:t>
+      </w:r>
+      <w:r>
+        <w:t xml:space="preserve"> och </w:t>
+      </w:r>
+      <w:r>
+        <w:rPr>
+          <w:i/>
+        </w:rPr>
+        <w:t>8240 Karsthällmarker</w:t>
+      </w:r>
+      <w:r>
+        <w:t xml:space="preserve"> (SLU Artdatabanken, 2025).</w:t>
+      </w:r>
+    </w:p>
     <w:sectPr>
       <w:headerReference w:type="even" r:id="rId8"/>
       <w:headerReference w:type="default" r:id="rId9"/>
@@ -366,7 +345,7 @@
     <w:r>
       <w:tab/>
       <w:tab/>
-      <w:t>2026-06-20</w:t>
+      <w:t>2026-06-21</w:t>
       <w:br/>
       <w:br/>
     </w:r>

--- a/tillsyn/A 48947-2021 tillsynsbegäran.docx
+++ b/tillsyn/A 48947-2021 tillsynsbegäran.docx
@@ -345,7 +345,7 @@
     <w:r>
       <w:tab/>
       <w:tab/>
-      <w:t>2026-06-21</w:t>
+      <w:t>2026-06-22</w:t>
       <w:br/>
       <w:br/>
     </w:r>

--- a/tillsyn/A 48947-2021 tillsynsbegäran.docx
+++ b/tillsyn/A 48947-2021 tillsynsbegäran.docx
@@ -345,7 +345,7 @@
     <w:r>
       <w:tab/>
       <w:tab/>
-      <w:t>2026-06-22</w:t>
+      <w:t>2026-06-23</w:t>
       <w:br/>
       <w:br/>
     </w:r>

--- a/tillsyn/A 48947-2021 tillsynsbegäran.docx
+++ b/tillsyn/A 48947-2021 tillsynsbegäran.docx
@@ -345,7 +345,7 @@
     <w:r>
       <w:tab/>
       <w:tab/>
-      <w:t>2026-06-23</w:t>
+      <w:t>2026-06-24</w:t>
       <w:br/>
       <w:br/>
     </w:r>

--- a/tillsyn/A 48947-2021 tillsynsbegäran.docx
+++ b/tillsyn/A 48947-2021 tillsynsbegäran.docx
@@ -345,7 +345,7 @@
     <w:r>
       <w:tab/>
       <w:tab/>
-      <w:t>2026-06-24</w:t>
+      <w:t>2026-06-25</w:t>
       <w:br/>
       <w:br/>
     </w:r>

--- a/tillsyn/A 48947-2021 tillsynsbegäran.docx
+++ b/tillsyn/A 48947-2021 tillsynsbegäran.docx
@@ -345,7 +345,7 @@
     <w:r>
       <w:tab/>
       <w:tab/>
-      <w:t>2026-06-25</w:t>
+      <w:t>2026-06-26</w:t>
       <w:br/>
       <w:br/>
     </w:r>

--- a/tillsyn/A 48947-2021 tillsynsbegäran.docx
+++ b/tillsyn/A 48947-2021 tillsynsbegäran.docx
@@ -345,7 +345,7 @@
     <w:r>
       <w:tab/>
       <w:tab/>
-      <w:t>2026-06-26</w:t>
+      <w:t>2026-06-27</w:t>
       <w:br/>
       <w:br/>
     </w:r>

--- a/tillsyn/A 48947-2021 tillsynsbegäran.docx
+++ b/tillsyn/A 48947-2021 tillsynsbegäran.docx
@@ -345,7 +345,7 @@
     <w:r>
       <w:tab/>
       <w:tab/>
-      <w:t>2026-06-27</w:t>
+      <w:t>2026-06-28</w:t>
       <w:br/>
       <w:br/>
     </w:r>

--- a/tillsyn/A 48947-2021 tillsynsbegäran.docx
+++ b/tillsyn/A 48947-2021 tillsynsbegäran.docx
@@ -345,7 +345,7 @@
     <w:r>
       <w:tab/>
       <w:tab/>
-      <w:t>2026-06-28</w:t>
+      <w:t>2026-06-29</w:t>
       <w:br/>
       <w:br/>
     </w:r>

--- a/tillsyn/A 48947-2021 tillsynsbegäran.docx
+++ b/tillsyn/A 48947-2021 tillsynsbegäran.docx
@@ -345,7 +345,7 @@
     <w:r>
       <w:tab/>
       <w:tab/>
-      <w:t>2026-06-29</w:t>
+      <w:t>2026-06-30</w:t>
       <w:br/>
       <w:br/>
     </w:r>

--- a/tillsyn/A 48947-2021 tillsynsbegäran.docx
+++ b/tillsyn/A 48947-2021 tillsynsbegäran.docx
@@ -345,7 +345,7 @@
     <w:r>
       <w:tab/>
       <w:tab/>
-      <w:t>2026-06-30</w:t>
+      <w:t>2026-07-01</w:t>
       <w:br/>
       <w:br/>
     </w:r>

--- a/tillsyn/A 48947-2021 tillsynsbegäran.docx
+++ b/tillsyn/A 48947-2021 tillsynsbegäran.docx
@@ -345,7 +345,7 @@
     <w:r>
       <w:tab/>
       <w:tab/>
-      <w:t>2026-07-01</w:t>
+      <w:t>2026-07-02</w:t>
       <w:br/>
       <w:br/>
     </w:r>

--- a/tillsyn/A 48947-2021 tillsynsbegäran.docx
+++ b/tillsyn/A 48947-2021 tillsynsbegäran.docx
@@ -345,7 +345,7 @@
     <w:r>
       <w:tab/>
       <w:tab/>
-      <w:t>2026-07-13</w:t>
+      <w:t>2026-07-14</w:t>
       <w:br/>
       <w:br/>
     </w:r>

--- a/tillsyn/A 48947-2021 tillsynsbegäran.docx
+++ b/tillsyn/A 48947-2021 tillsynsbegäran.docx
@@ -345,7 +345,7 @@
     <w:r>
       <w:tab/>
       <w:tab/>
-      <w:t>2026-07-14</w:t>
+      <w:t>2026-07-15</w:t>
       <w:br/>
       <w:br/>
     </w:r>

--- a/tillsyn/A 48947-2021 tillsynsbegäran.docx
+++ b/tillsyn/A 48947-2021 tillsynsbegäran.docx
@@ -345,7 +345,7 @@
     <w:r>
       <w:tab/>
       <w:tab/>
-      <w:t>2026-07-15</w:t>
+      <w:t>2026-07-16</w:t>
       <w:br/>
       <w:br/>
     </w:r>

--- a/tillsyn/A 48947-2021 tillsynsbegäran.docx
+++ b/tillsyn/A 48947-2021 tillsynsbegäran.docx
@@ -345,7 +345,7 @@
     <w:r>
       <w:tab/>
       <w:tab/>
-      <w:t>2026-07-16</w:t>
+      <w:t>2026-07-17</w:t>
       <w:br/>
       <w:br/>
     </w:r>

--- a/tillsyn/A 48947-2021 tillsynsbegäran.docx
+++ b/tillsyn/A 48947-2021 tillsynsbegäran.docx
@@ -345,7 +345,7 @@
     <w:r>
       <w:tab/>
       <w:tab/>
-      <w:t>2026-07-17</w:t>
+      <w:t>2026-07-18</w:t>
       <w:br/>
       <w:br/>
     </w:r>

--- a/tillsyn/A 48947-2021 tillsynsbegäran.docx
+++ b/tillsyn/A 48947-2021 tillsynsbegäran.docx
@@ -345,7 +345,7 @@
     <w:r>
       <w:tab/>
       <w:tab/>
-      <w:t>2026-07-18</w:t>
+      <w:t>2026-07-19</w:t>
       <w:br/>
       <w:br/>
     </w:r>

--- a/tillsyn/A 48947-2021 tillsynsbegäran.docx
+++ b/tillsyn/A 48947-2021 tillsynsbegäran.docx
@@ -345,7 +345,7 @@
     <w:r>
       <w:tab/>
       <w:tab/>
-      <w:t>2026-07-19</w:t>
+      <w:t>2026-07-20</w:t>
       <w:br/>
       <w:br/>
     </w:r>

--- a/tillsyn/A 48947-2021 tillsynsbegäran.docx
+++ b/tillsyn/A 48947-2021 tillsynsbegäran.docx
@@ -345,7 +345,7 @@
     <w:r>
       <w:tab/>
       <w:tab/>
-      <w:t>2026-07-20</w:t>
+      <w:t>2026-07-21</w:t>
       <w:br/>
       <w:br/>
     </w:r>

--- a/tillsyn/A 48947-2021 tillsynsbegäran.docx
+++ b/tillsyn/A 48947-2021 tillsynsbegäran.docx
@@ -345,7 +345,7 @@
     <w:r>
       <w:tab/>
       <w:tab/>
-      <w:t>2026-07-21</w:t>
+      <w:t>2026-07-22</w:t>
       <w:br/>
       <w:br/>
     </w:r>

--- a/tillsyn/A 48947-2021 tillsynsbegäran.docx
+++ b/tillsyn/A 48947-2021 tillsynsbegäran.docx
@@ -345,7 +345,7 @@
     <w:r>
       <w:tab/>
       <w:tab/>
-      <w:t>2026-07-22</w:t>
+      <w:t>2026-07-23</w:t>
       <w:br/>
       <w:br/>
     </w:r>

--- a/tillsyn/A 48947-2021 tillsynsbegäran.docx
+++ b/tillsyn/A 48947-2021 tillsynsbegäran.docx
@@ -345,7 +345,7 @@
     <w:r>
       <w:tab/>
       <w:tab/>
-      <w:t>2026-07-23</w:t>
+      <w:t>2026-07-24</w:t>
       <w:br/>
       <w:br/>
     </w:r>

--- a/tillsyn/A 48947-2021 tillsynsbegäran.docx
+++ b/tillsyn/A 48947-2021 tillsynsbegäran.docx
@@ -345,7 +345,7 @@
     <w:r>
       <w:tab/>
       <w:tab/>
-      <w:t>2026-07-24</w:t>
+      <w:t>2026-07-25</w:t>
       <w:br/>
       <w:br/>
     </w:r>

--- a/tillsyn/A 48947-2021 tillsynsbegäran.docx
+++ b/tillsyn/A 48947-2021 tillsynsbegäran.docx
@@ -345,7 +345,7 @@
     <w:r>
       <w:tab/>
       <w:tab/>
-      <w:t>2026-07-25</w:t>
+      <w:t>2026-07-26</w:t>
       <w:br/>
       <w:br/>
     </w:r>

--- a/tillsyn/A 48947-2021 tillsynsbegäran.docx
+++ b/tillsyn/A 48947-2021 tillsynsbegäran.docx
@@ -345,7 +345,7 @@
     <w:r>
       <w:tab/>
       <w:tab/>
-      <w:t>2026-07-26</w:t>
+      <w:t>2026-07-27</w:t>
       <w:br/>
       <w:br/>
     </w:r>

--- a/tillsyn/A 48947-2021 tillsynsbegäran.docx
+++ b/tillsyn/A 48947-2021 tillsynsbegäran.docx
@@ -345,7 +345,7 @@
     <w:r>
       <w:tab/>
       <w:tab/>
-      <w:t>2026-07-27</w:t>
+      <w:t>2026-07-28</w:t>
       <w:br/>
       <w:br/>
     </w:r>

--- a/tillsyn/A 48947-2021 tillsynsbegäran.docx
+++ b/tillsyn/A 48947-2021 tillsynsbegäran.docx
@@ -345,7 +345,7 @@
     <w:r>
       <w:tab/>
       <w:tab/>
-      <w:t>2026-07-28</w:t>
+      <w:t>2026-07-29</w:t>
       <w:br/>
       <w:br/>
     </w:r>

--- a/tillsyn/A 48947-2021 tillsynsbegäran.docx
+++ b/tillsyn/A 48947-2021 tillsynsbegäran.docx
@@ -345,7 +345,7 @@
     <w:r>
       <w:tab/>
       <w:tab/>
-      <w:t>2026-07-29</w:t>
+      <w:t>2026-07-30</w:t>
       <w:br/>
       <w:br/>
     </w:r>

--- a/tillsyn/A 48947-2021 tillsynsbegäran.docx
+++ b/tillsyn/A 48947-2021 tillsynsbegäran.docx
@@ -345,7 +345,7 @@
     <w:r>
       <w:tab/>
       <w:tab/>
-      <w:t>2026-07-30</w:t>
+      <w:t>2026-07-31</w:t>
       <w:br/>
       <w:br/>
     </w:r>

--- a/tillsyn/A 48947-2021 tillsynsbegäran.docx
+++ b/tillsyn/A 48947-2021 tillsynsbegäran.docx
@@ -345,7 +345,7 @@
     <w:r>
       <w:tab/>
       <w:tab/>
-      <w:t>2026-07-31</w:t>
+      <w:t>2026-08-01</w:t>
       <w:br/>
       <w:br/>
     </w:r>

--- a/tillsyn/A 48947-2021 tillsynsbegäran.docx
+++ b/tillsyn/A 48947-2021 tillsynsbegäran.docx
@@ -345,7 +345,7 @@
     <w:r>
       <w:tab/>
       <w:tab/>
-      <w:t>2026-08-01</w:t>
+      <w:t>2026-08-02</w:t>
       <w:br/>
       <w:br/>
     </w:r>

--- a/tillsyn/A 48947-2021 tillsynsbegäran.docx
+++ b/tillsyn/A 48947-2021 tillsynsbegäran.docx
@@ -345,7 +345,7 @@
     <w:r>
       <w:tab/>
       <w:tab/>
-      <w:t>2026-08-02</w:t>
+      <w:t>2026-08-03</w:t>
       <w:br/>
       <w:br/>
     </w:r>

--- a/tillsyn/A 48947-2021 tillsynsbegäran.docx
+++ b/tillsyn/A 48947-2021 tillsynsbegäran.docx
@@ -345,7 +345,7 @@
     <w:r>
       <w:tab/>
       <w:tab/>
-      <w:t>2026-08-03</w:t>
+      <w:t>2026-08-05</w:t>
       <w:br/>
       <w:br/>
     </w:r>

--- a/tillsyn/A 48947-2021 tillsynsbegäran.docx
+++ b/tillsyn/A 48947-2021 tillsynsbegäran.docx
@@ -345,7 +345,7 @@
     <w:r>
       <w:tab/>
       <w:tab/>
-      <w:t>2026-08-05</w:t>
+      <w:t>2026-08-07</w:t>
       <w:br/>
       <w:br/>
     </w:r>

--- a/tillsyn/A 48947-2021 tillsynsbegäran.docx
+++ b/tillsyn/A 48947-2021 tillsynsbegäran.docx
@@ -345,7 +345,7 @@
     <w:r>
       <w:tab/>
       <w:tab/>
-      <w:t>2026-08-07</w:t>
+      <w:t>2026-08-08</w:t>
       <w:br/>
       <w:br/>
     </w:r>

--- a/tillsyn/A 48947-2021 tillsynsbegäran.docx
+++ b/tillsyn/A 48947-2021 tillsynsbegäran.docx
@@ -60,7 +60,7 @@
         <w:spacing w:after="240"/>
       </w:pPr>
       <w:r>
-        <w:t>Figur 1. Fyndplatser för naturvårdsarter i och inom 25 meter från avverkningsanmälan. Markörer utan svart kant är placerade på fyndplatsen. Markörer med svart kant är placerade vid sidan av fyndplatsen har ett svart streck som visar fyndplatsens exakta position. Kartans mittpunktskoordinat är N 7013036, E 513963 i SWEREF 99 TM.</w:t>
+        <w:t>Figur 1. Fyndplatser för naturvårdsarter i och inom 25 meter från avverkningsanmälan. Markörer utan svart kant är placerade på fyndplatsen. Markörer med svart kant är placerade vid sidan av fyndplatsen och har ett svart streck som visar fyndplatsens exakta position. Kartans mittpunktskoordinat är N 7013036, E 513963 i SWEREF 99 TM.</w:t>
       </w:r>
     </w:p>
     <w:p>
@@ -345,7 +345,7 @@
     <w:r>
       <w:tab/>
       <w:tab/>
-      <w:t>2026-08-14</w:t>
+      <w:t>2026-08-15</w:t>
       <w:br/>
       <w:br/>
     </w:r>

--- a/tillsyn/A 48947-2021 tillsynsbegäran.docx
+++ b/tillsyn/A 48947-2021 tillsynsbegäran.docx
@@ -345,7 +345,7 @@
     <w:r>
       <w:tab/>
       <w:tab/>
-      <w:t>2026-08-15</w:t>
+      <w:t>2026-08-16</w:t>
       <w:br/>
       <w:br/>
     </w:r>

--- a/tillsyn/A 48947-2021 tillsynsbegäran.docx
+++ b/tillsyn/A 48947-2021 tillsynsbegäran.docx
@@ -345,7 +345,7 @@
     <w:r>
       <w:tab/>
       <w:tab/>
-      <w:t>2026-08-16</w:t>
+      <w:t>2026-08-17</w:t>
       <w:br/>
       <w:br/>
     </w:r>

--- a/tillsyn/A 48947-2021 tillsynsbegäran.docx
+++ b/tillsyn/A 48947-2021 tillsynsbegäran.docx
@@ -345,7 +345,7 @@
     <w:r>
       <w:tab/>
       <w:tab/>
-      <w:t>2026-08-17</w:t>
+      <w:t>2026-08-18</w:t>
       <w:br/>
       <w:br/>
     </w:r>

--- a/tillsyn/A 48947-2021 tillsynsbegäran.docx
+++ b/tillsyn/A 48947-2021 tillsynsbegäran.docx
@@ -345,7 +345,7 @@
     <w:r>
       <w:tab/>
       <w:tab/>
-      <w:t>2026-08-18</w:t>
+      <w:t>2026-08-19</w:t>
       <w:br/>
       <w:br/>
     </w:r>

--- a/tillsyn/A 48947-2021 tillsynsbegäran.docx
+++ b/tillsyn/A 48947-2021 tillsynsbegäran.docx
@@ -345,7 +345,7 @@
     <w:r>
       <w:tab/>
       <w:tab/>
-      <w:t>2026-08-19</w:t>
+      <w:t>2026-08-20</w:t>
       <w:br/>
       <w:br/>
     </w:r>

--- a/tillsyn/A 48947-2021 tillsynsbegäran.docx
+++ b/tillsyn/A 48947-2021 tillsynsbegäran.docx
@@ -345,7 +345,7 @@
     <w:r>
       <w:tab/>
       <w:tab/>
-      <w:t>2026-08-20</w:t>
+      <w:t>2026-08-21</w:t>
       <w:br/>
       <w:br/>
     </w:r>

--- a/tillsyn/A 48947-2021 tillsynsbegäran.docx
+++ b/tillsyn/A 48947-2021 tillsynsbegäran.docx
@@ -345,7 +345,7 @@
     <w:r>
       <w:tab/>
       <w:tab/>
-      <w:t>2026-08-21</w:t>
+      <w:t>2026-08-22</w:t>
       <w:br/>
       <w:br/>
     </w:r>

--- a/tillsyn/A 48947-2021 tillsynsbegäran.docx
+++ b/tillsyn/A 48947-2021 tillsynsbegäran.docx
@@ -345,7 +345,7 @@
     <w:r>
       <w:tab/>
       <w:tab/>
-      <w:t>2026-08-22</w:t>
+      <w:t>2026-08-23</w:t>
       <w:br/>
       <w:br/>
     </w:r>

--- a/tillsyn/A 48947-2021 tillsynsbegäran.docx
+++ b/tillsyn/A 48947-2021 tillsynsbegäran.docx
@@ -345,7 +345,7 @@
     <w:r>
       <w:tab/>
       <w:tab/>
-      <w:t>2026-08-23</w:t>
+      <w:t>2026-08-24</w:t>
       <w:br/>
       <w:br/>
     </w:r>

--- a/tillsyn/A 48947-2021 tillsynsbegäran.docx
+++ b/tillsyn/A 48947-2021 tillsynsbegäran.docx
@@ -345,7 +345,7 @@
     <w:r>
       <w:tab/>
       <w:tab/>
-      <w:t>2026-08-24</w:t>
+      <w:t>2026-08-25</w:t>
       <w:br/>
       <w:br/>
     </w:r>

--- a/tillsyn/A 48947-2021 tillsynsbegäran.docx
+++ b/tillsyn/A 48947-2021 tillsynsbegäran.docx
@@ -345,7 +345,7 @@
     <w:r>
       <w:tab/>
       <w:tab/>
-      <w:t>2026-08-25</w:t>
+      <w:t>2026-08-26</w:t>
       <w:br/>
       <w:br/>
     </w:r>

--- a/tillsyn/A 48947-2021 tillsynsbegäran.docx
+++ b/tillsyn/A 48947-2021 tillsynsbegäran.docx
@@ -345,7 +345,7 @@
     <w:r>
       <w:tab/>
       <w:tab/>
-      <w:t>2026-08-26</w:t>
+      <w:t>2026-08-27</w:t>
       <w:br/>
       <w:br/>
     </w:r>

--- a/tillsyn/A 48947-2021 tillsynsbegäran.docx
+++ b/tillsyn/A 48947-2021 tillsynsbegäran.docx
@@ -345,7 +345,7 @@
     <w:r>
       <w:tab/>
       <w:tab/>
-      <w:t>2026-08-27</w:t>
+      <w:t>2026-08-28</w:t>
       <w:br/>
       <w:br/>
     </w:r>

--- a/tillsyn/A 48947-2021 tillsynsbegäran.docx
+++ b/tillsyn/A 48947-2021 tillsynsbegäran.docx
@@ -345,7 +345,7 @@
     <w:r>
       <w:tab/>
       <w:tab/>
-      <w:t>2026-08-28</w:t>
+      <w:t>2026-08-29</w:t>
       <w:br/>
       <w:br/>
     </w:r>

--- a/tillsyn/A 48947-2021 tillsynsbegäran.docx
+++ b/tillsyn/A 48947-2021 tillsynsbegäran.docx
@@ -345,7 +345,7 @@
     <w:r>
       <w:tab/>
       <w:tab/>
-      <w:t>2026-08-29</w:t>
+      <w:t>2026-08-31</w:t>
       <w:br/>
       <w:br/>
     </w:r>

--- a/tillsyn/A 48947-2021 tillsynsbegäran.docx
+++ b/tillsyn/A 48947-2021 tillsynsbegäran.docx
@@ -345,7 +345,7 @@
     <w:r>
       <w:tab/>
       <w:tab/>
-      <w:t>2026-08-31</w:t>
+      <w:t>2026-09-01</w:t>
       <w:br/>
       <w:br/>
     </w:r>

--- a/tillsyn/A 48947-2021 tillsynsbegäran.docx
+++ b/tillsyn/A 48947-2021 tillsynsbegäran.docx
@@ -345,7 +345,7 @@
     <w:r>
       <w:tab/>
       <w:tab/>
-      <w:t>2026-09-01</w:t>
+      <w:t>2026-09-02</w:t>
       <w:br/>
       <w:br/>
     </w:r>

--- a/tillsyn/A 48947-2021 tillsynsbegäran.docx
+++ b/tillsyn/A 48947-2021 tillsynsbegäran.docx
@@ -345,7 +345,7 @@
     <w:r>
       <w:tab/>
       <w:tab/>
-      <w:t>2026-09-02</w:t>
+      <w:t>2026-09-03</w:t>
       <w:br/>
       <w:br/>
     </w:r>

--- a/tillsyn/A 48947-2021 tillsynsbegäran.docx
+++ b/tillsyn/A 48947-2021 tillsynsbegäran.docx
@@ -345,7 +345,7 @@
     <w:r>
       <w:tab/>
       <w:tab/>
-      <w:t>2026-09-03</w:t>
+      <w:t>2026-09-04</w:t>
       <w:br/>
       <w:br/>
     </w:r>

--- a/tillsyn/A 48947-2021 tillsynsbegäran.docx
+++ b/tillsyn/A 48947-2021 tillsynsbegäran.docx
@@ -345,7 +345,7 @@
     <w:r>
       <w:tab/>
       <w:tab/>
-      <w:t>2026-09-04</w:t>
+      <w:t>2026-09-05</w:t>
       <w:br/>
       <w:br/>
     </w:r>

--- a/tillsyn/A 48947-2021 tillsynsbegäran.docx
+++ b/tillsyn/A 48947-2021 tillsynsbegäran.docx
@@ -345,7 +345,7 @@
     <w:r>
       <w:tab/>
       <w:tab/>
-      <w:t>2026-09-05</w:t>
+      <w:t>2026-09-06</w:t>
       <w:br/>
       <w:br/>
     </w:r>

--- a/tillsyn/A 48947-2021 tillsynsbegäran.docx
+++ b/tillsyn/A 48947-2021 tillsynsbegäran.docx
@@ -345,7 +345,7 @@
     <w:r>
       <w:tab/>
       <w:tab/>
-      <w:t>2026-09-06</w:t>
+      <w:t>2026-09-07</w:t>
       <w:br/>
       <w:br/>
     </w:r>

--- a/tillsyn/A 48947-2021 tillsynsbegäran.docx
+++ b/tillsyn/A 48947-2021 tillsynsbegäran.docx
@@ -345,7 +345,7 @@
     <w:r>
       <w:tab/>
       <w:tab/>
-      <w:t>2026-09-07</w:t>
+      <w:t>2026-09-08</w:t>
       <w:br/>
       <w:br/>
     </w:r>

--- a/tillsyn/A 48947-2021 tillsynsbegäran.docx
+++ b/tillsyn/A 48947-2021 tillsynsbegäran.docx
@@ -345,7 +345,7 @@
     <w:r>
       <w:tab/>
       <w:tab/>
-      <w:t>2026-09-08</w:t>
+      <w:t>2026-09-09</w:t>
       <w:br/>
       <w:br/>
     </w:r>

--- a/tillsyn/A 48947-2021 tillsynsbegäran.docx
+++ b/tillsyn/A 48947-2021 tillsynsbegäran.docx
@@ -345,7 +345,7 @@
     <w:r>
       <w:tab/>
       <w:tab/>
-      <w:t>2026-09-09</w:t>
+      <w:t>2026-09-10</w:t>
       <w:br/>
       <w:br/>
     </w:r>

--- a/tillsyn/A 48947-2021 tillsynsbegäran.docx
+++ b/tillsyn/A 48947-2021 tillsynsbegäran.docx
@@ -345,7 +345,7 @@
     <w:r>
       <w:tab/>
       <w:tab/>
-      <w:t>2026-09-10</w:t>
+      <w:t>2026-09-11</w:t>
       <w:br/>
       <w:br/>
     </w:r>

--- a/tillsyn/A 48947-2021 tillsynsbegäran.docx
+++ b/tillsyn/A 48947-2021 tillsynsbegäran.docx
@@ -345,7 +345,7 @@
     <w:r>
       <w:tab/>
       <w:tab/>
-      <w:t>2026-09-11</w:t>
+      <w:t>2026-09-12</w:t>
       <w:br/>
       <w:br/>
     </w:r>

--- a/tillsyn/A 48947-2021 tillsynsbegäran.docx
+++ b/tillsyn/A 48947-2021 tillsynsbegäran.docx
@@ -345,7 +345,7 @@
     <w:r>
       <w:tab/>
       <w:tab/>
-      <w:t>2026-09-12</w:t>
+      <w:t>2026-09-13</w:t>
       <w:br/>
       <w:br/>
     </w:r>
